--- a/legal/16-contract-generator/output-contracts/PackA-Simple/30_LOCALMATE_SIMPLE_SERVICE_AGREEMENT.docx
+++ b/legal/16-contract-generator/output-contracts/PackA-Simple/30_LOCALMATE_SIMPLE_SERVICE_AGREEMENT.docx
@@ -4,17 +4,76 @@
   <w:body>
     <w:p>
       <w:pPr>
-        <w:spacing w:after="80" w:before="0" w:line="276" w:lineRule="auto"/>
-        <w:jc w:val="left"/>
+        <w:spacing w:before="20" w:after="60" w:line="276" w:lineRule="auto"/>
+        <w:jc w:val="center"/>
       </w:pPr>
       <w:r>
-        <w:t>﻿# HỢP ĐỒNG DỊCH VỤ SỐ TINH GỌN LOCALMATE</w:t>
+        <w:t xml:space="preserve">﻿| </w:t>
+      </w:r>
+      <w:r>
+        <w:rPr>
+          <w:b/>
+        </w:rPr>
+        <w:t>ĐƠN VỊ CUNG CẤP DỊCH VỤ</w:t>
+      </w:r>
+      <w:r>
+        <w:t>&lt;br&gt;</w:t>
+      </w:r>
+      <w:r>
+        <w:rPr>
+          <w:b/>
+        </w:rPr>
+        <w:t>LOCALMATE VIỆT NAM</w:t>
+      </w:r>
+      <w:r>
+        <w:t xml:space="preserve">&lt;br&gt;Số: [MÃ_ĐƠN]/HĐDV-LM/2026 | </w:t>
+      </w:r>
+      <w:r>
+        <w:rPr>
+          <w:b/>
+        </w:rPr>
+        <w:t>CỘNG HÒA XÃ HỘI CHỦ NGHĨA VIỆT NAM</w:t>
+      </w:r>
+      <w:r>
+        <w:t>&lt;br&gt;</w:t>
+      </w:r>
+      <w:r>
+        <w:rPr>
+          <w:b/>
+        </w:rPr>
+        <w:t>Độc lập - Tự do - Hạnh phúc</w:t>
+      </w:r>
+      <w:r>
+        <w:t>&lt;br&gt;----------------o0o----------------&lt;br&gt;</w:t>
+      </w:r>
+      <w:r>
+        <w:rPr>
+          <w:i/>
+        </w:rPr>
+        <w:t>Hà Nội, ngày [NGÀY] tháng [THÁNG] năm 202[NĂM]</w:t>
+      </w:r>
+      <w:r>
+        <w:t xml:space="preserve"> |</w:t>
       </w:r>
     </w:p>
     <w:p>
       <w:pPr>
-        <w:spacing w:after="80" w:before="0" w:line="276" w:lineRule="auto"/>
-        <w:jc w:val="left"/>
+        <w:spacing w:before="240" w:after="80" w:line="288" w:lineRule="auto"/>
+        <w:jc w:val="center"/>
+      </w:pPr>
+      <w:r>
+        <w:rPr>
+          <w:b/>
+          <w:color w:val="0F172A"/>
+          <w:sz w:val="29"/>
+        </w:rPr>
+        <w:t>HỢP ĐỒNG DỊCH VỤ CÔNG NGHỆ THÔNG TIN VÀ TRUYỀN THÔNG SỐ</w:t>
+      </w:r>
+    </w:p>
+    <w:p>
+      <w:pPr>
+        <w:spacing w:before="20" w:after="60" w:line="276" w:lineRule="auto"/>
+        <w:jc w:val="center"/>
       </w:pPr>
       <w:r>
         <w:rPr>
@@ -22,131 +81,164 @@
         </w:rPr>
         <w:t>(LOCALMATE SIMPLE SERVICE AGREEMENT)</w:t>
       </w:r>
+    </w:p>
+    <w:p>
+      <w:pPr>
+        <w:spacing w:before="20" w:after="40" w:line="276" w:lineRule="auto"/>
+        <w:ind w:left="288"/>
+        <w:jc w:val="both"/>
+      </w:pPr>
       <w:r>
-        <w:t xml:space="preserve">  </w:t>
+        <w:rPr>
+          <w:i/>
+          <w:color w:val="0F172A"/>
+          <w:sz w:val="20"/>
+        </w:rPr>
+        <w:t>- Căn cứ Bộ luật Dân sự số 91/2015/QH13 ngày 24 tháng 11 năm 2015 và các văn bản hướng dẫn thi hành;</w:t>
       </w:r>
     </w:p>
     <w:p>
       <w:pPr>
-        <w:spacing w:after="80" w:before="0" w:line="276" w:lineRule="auto"/>
+        <w:spacing w:before="20" w:after="40" w:line="276" w:lineRule="auto"/>
+        <w:ind w:left="288"/>
+        <w:jc w:val="both"/>
+      </w:pPr>
+      <w:r>
+        <w:rPr>
+          <w:i/>
+          <w:color w:val="0F172A"/>
+          <w:sz w:val="20"/>
+        </w:rPr>
+        <w:t>- Căn cứ Luật Thương mại số 36/2005/QH11 ngày 14 tháng 06 năm 2005;</w:t>
+      </w:r>
+    </w:p>
+    <w:p>
+      <w:pPr>
+        <w:spacing w:before="20" w:after="40" w:line="276" w:lineRule="auto"/>
+        <w:ind w:left="288"/>
+        <w:jc w:val="both"/>
+      </w:pPr>
+      <w:r>
+        <w:rPr>
+          <w:i/>
+          <w:color w:val="0F172A"/>
+          <w:sz w:val="20"/>
+        </w:rPr>
+        <w:t>- Căn cứ Luật Công nghệ thông tin số 67/2006/QH11 ngày 29 tháng 06 năm 2006;</w:t>
+      </w:r>
+    </w:p>
+    <w:p>
+      <w:pPr>
+        <w:spacing w:before="20" w:after="40" w:line="276" w:lineRule="auto"/>
+        <w:ind w:left="288"/>
+        <w:jc w:val="both"/>
+      </w:pPr>
+      <w:r>
+        <w:rPr>
+          <w:i/>
+          <w:color w:val="0F172A"/>
+          <w:sz w:val="20"/>
+        </w:rPr>
+        <w:t>- Căn cứ Luật Giao dịch điện tử số 20/2023/QH15 ngày 22 tháng 06 năm 2023;</w:t>
+      </w:r>
+    </w:p>
+    <w:p>
+      <w:pPr>
+        <w:spacing w:before="20" w:after="40" w:line="276" w:lineRule="auto"/>
+        <w:ind w:left="288"/>
+        <w:jc w:val="both"/>
+      </w:pPr>
+      <w:r>
+        <w:rPr>
+          <w:i/>
+          <w:color w:val="0F172A"/>
+          <w:sz w:val="20"/>
+        </w:rPr>
+        <w:t>- Căn cứ Luật Sở hữu trí tuệ số 50/2005/QH11 đã được sửa đổi, bổ sung theo Luật số 07/2022/QH15;</w:t>
+      </w:r>
+    </w:p>
+    <w:p>
+      <w:pPr>
+        <w:spacing w:before="20" w:after="40" w:line="276" w:lineRule="auto"/>
+        <w:ind w:left="288"/>
+        <w:jc w:val="both"/>
+      </w:pPr>
+      <w:r>
+        <w:rPr>
+          <w:i/>
+          <w:color w:val="0F172A"/>
+          <w:sz w:val="20"/>
+        </w:rPr>
+        <w:t>- Căn cứ Luật An ninh mạng số 24/2018/QH14 ngày 12 tháng 06 năm 2018;</w:t>
+      </w:r>
+    </w:p>
+    <w:p>
+      <w:pPr>
+        <w:spacing w:before="20" w:after="40" w:line="276" w:lineRule="auto"/>
+        <w:ind w:left="288"/>
+        <w:jc w:val="both"/>
+      </w:pPr>
+      <w:r>
+        <w:rPr>
+          <w:i/>
+          <w:color w:val="0F172A"/>
+          <w:sz w:val="20"/>
+        </w:rPr>
+        <w:t>- Căn cứ Nghị định số 13/2023/NĐ-CP ngày 17 tháng 04 năm 2023 của Chính phủ về bảo vệ dữ liệu cá nhân;</w:t>
+      </w:r>
+    </w:p>
+    <w:p>
+      <w:pPr>
+        <w:spacing w:before="20" w:after="40" w:line="276" w:lineRule="auto"/>
+        <w:ind w:left="288"/>
+        <w:jc w:val="both"/>
+      </w:pPr>
+      <w:r>
+        <w:rPr>
+          <w:i/>
+          <w:color w:val="0F172A"/>
+          <w:sz w:val="20"/>
+        </w:rPr>
+        <w:t>- Căn cứ vào nhu cầu và khả năng thực tế của Hai Bên.</w:t>
+      </w:r>
+    </w:p>
+    <w:p>
+      <w:pPr>
+        <w:spacing w:before="20" w:after="60" w:line="276" w:lineRule="auto"/>
+        <w:jc w:val="both"/>
+      </w:pPr>
+      <w:r>
+        <w:t>Hôm nay, ngày [NGÀY] tháng [THÁNG] năm 202[NĂM], tại trụ sở các bên, Hợp đồng dịch vụ này ("Hợp đồng") được xác lập và ký kết giữa:</w:t>
+      </w:r>
+    </w:p>
+    <w:p>
+      <w:pPr>
+        <w:spacing w:before="180" w:after="60" w:line="276" w:lineRule="auto"/>
         <w:jc w:val="left"/>
       </w:pPr>
       <w:r>
         <w:rPr>
           <w:b/>
-        </w:rPr>
-        <w:t>Số hiệu:</w:t>
-      </w:r>
-      <w:r>
-        <w:t xml:space="preserve"> [MÃ_ĐƠN]/SSA-LM/[NĂM]</w:t>
-      </w:r>
-    </w:p>
-    <w:p>
-      <w:pPr>
-        <w:spacing w:after="80" w:before="0" w:line="276" w:lineRule="auto"/>
-        <w:jc w:val="left"/>
-      </w:pPr>
-      <w:r>
-        <w:rPr>
-          <w:i/>
-        </w:rPr>
-        <w:t>(Phiên bản tinh gọn 5 trang dành riêng cho Hộ kinh doanh, Cửa hàng, Nhà hàng/Café, Homestay và Dự án Ngân sách nhỏ từ 990.000đ đến 10.000.000đ)</w:t>
-      </w:r>
-    </w:p>
-    <w:p>
-      <w:pPr>
-        <w:spacing w:after="120" w:before="80"/>
-      </w:pPr>
-      <w:r>
-        <w:rPr>
-          <w:color w:val="CBD5E1"/>
-        </w:rPr>
-        <w:t>―――――――――――――――――――――――――――――――――――――――――――――――――――――――</w:t>
-      </w:r>
-    </w:p>
-    <w:p>
-      <w:pPr>
-        <w:spacing w:before="160" w:after="60"/>
-      </w:pPr>
-      <w:r>
-        <w:rPr>
-          <w:b/>
-          <w:color w:val="0D7647"/>
-          <w:sz w:val="23"/>
-        </w:rPr>
-        <w:t>BẢNG THẨM ĐỊNH MÔ HÌNH PHÁP NHÂN LOCALMATE</w:t>
-      </w:r>
-    </w:p>
-    <w:p>
-      <w:pPr>
-        <w:spacing w:after="60" w:before="20" w:line="276" w:lineRule="auto"/>
-        <w:ind w:left="360"/>
-        <w:jc w:val="left"/>
-      </w:pPr>
-      <w:r>
-        <w:t>•  [ ] Công ty TNHH / Công ty Cổ phần (Xuất hóa đơn GTGT điện tử)</w:t>
-      </w:r>
-    </w:p>
-    <w:p>
-      <w:pPr>
-        <w:spacing w:after="60" w:before="20" w:line="276" w:lineRule="auto"/>
-        <w:ind w:left="360"/>
-        <w:jc w:val="left"/>
-      </w:pPr>
-      <w:r>
-        <w:t>•  [ ] Hộ kinh doanh cá thể (Xuất hóa đơn bán hàng điện tử, nộp thuế 7% theo TT 40/2021/TT-BTC)</w:t>
-      </w:r>
-    </w:p>
-    <w:p>
-      <w:pPr>
-        <w:spacing w:after="60" w:before="20" w:line="276" w:lineRule="auto"/>
-        <w:ind w:left="360"/>
-        <w:jc w:val="left"/>
-      </w:pPr>
-      <w:r>
-        <w:t>•  [ ] Cá nhân kinh doanh độc lập</w:t>
-      </w:r>
-    </w:p>
-    <w:p>
-      <w:pPr>
-        <w:spacing w:after="120" w:before="80"/>
-      </w:pPr>
-      <w:r>
-        <w:rPr>
-          <w:color w:val="CBD5E1"/>
-        </w:rPr>
-        <w:t>―――――――――――――――――――――――――――――――――――――――――――――――――――――――</w:t>
-      </w:r>
-    </w:p>
-    <w:p>
-      <w:pPr>
-        <w:spacing w:after="80" w:before="0" w:line="276" w:lineRule="auto"/>
-        <w:jc w:val="left"/>
-      </w:pPr>
-      <w:r>
-        <w:t>Hôm nay, ngày [NGÀY] tháng [THÁNG] năm 202[NĂM], Hợp đồng này được xác lập giữa:</w:t>
-      </w:r>
-    </w:p>
-    <w:p>
-      <w:pPr>
-        <w:spacing w:after="80" w:before="0" w:line="276" w:lineRule="auto"/>
-        <w:jc w:val="left"/>
-      </w:pPr>
-      <w:r>
-        <w:rPr>
-          <w:b/>
+          <w:color w:val="0F172A"/>
+          <w:sz w:val="22"/>
         </w:rPr>
         <w:t>BÊN A (BÊN THUÊ DỊCH VỤ / KHÁCH HÀNG):</w:t>
       </w:r>
     </w:p>
     <w:p>
       <w:pPr>
-        <w:spacing w:after="60" w:before="20" w:line="276" w:lineRule="auto"/>
+        <w:spacing w:before="20" w:after="40" w:line="276" w:lineRule="auto"/>
         <w:ind w:left="360"/>
-        <w:jc w:val="left"/>
+        <w:jc w:val="both"/>
       </w:pPr>
       <w:r>
-        <w:t xml:space="preserve">•  Tên Cơ sở / Hộ kinh doanh / Khách hàng: </w:t>
+        <w:rPr>
+          <w:b/>
+        </w:rPr>
+        <w:t>Tên Đơn vị / Doanh nghiệp / Hộ kinh doanh:</w:t>
+      </w:r>
+      <w:r>
+        <w:t xml:space="preserve"> </w:t>
       </w:r>
       <w:r>
         <w:rPr>
@@ -157,64 +249,137 @@
     </w:p>
     <w:p>
       <w:pPr>
-        <w:spacing w:after="60" w:before="20" w:line="276" w:lineRule="auto"/>
+        <w:spacing w:before="20" w:after="40" w:line="276" w:lineRule="auto"/>
         <w:ind w:left="360"/>
-        <w:jc w:val="left"/>
+        <w:jc w:val="both"/>
       </w:pPr>
       <w:r>
-        <w:t>•  Đại diện: [ĐẠI_DIỆN_KHÁCH_HÀNG] — Chức vụ: [CHỨC_VỤ_KHÁCH_HÀNG]</w:t>
+        <w:rPr>
+          <w:b/>
+        </w:rPr>
+        <w:t>Mã số thuế / Mã số ĐKKD:</w:t>
+      </w:r>
+      <w:r>
+        <w:t xml:space="preserve"> [MST_KHÁCH_HÀNG]</w:t>
       </w:r>
     </w:p>
     <w:p>
       <w:pPr>
-        <w:spacing w:after="60" w:before="20" w:line="276" w:lineRule="auto"/>
+        <w:spacing w:before="20" w:after="40" w:line="276" w:lineRule="auto"/>
         <w:ind w:left="360"/>
-        <w:jc w:val="left"/>
+        <w:jc w:val="both"/>
       </w:pPr>
       <w:r>
-        <w:t>•  Địa chỉ: [ĐỊA_CHỈ_KHÁCH_HÀNG]</w:t>
+        <w:rPr>
+          <w:b/>
+        </w:rPr>
+        <w:t>Địa chỉ trụ sở:</w:t>
+      </w:r>
+      <w:r>
+        <w:t xml:space="preserve"> [ĐỊA_CHỈ_KHÁCH_HÀNG]</w:t>
       </w:r>
     </w:p>
     <w:p>
       <w:pPr>
-        <w:spacing w:after="60" w:before="20" w:line="276" w:lineRule="auto"/>
+        <w:spacing w:before="20" w:after="40" w:line="276" w:lineRule="auto"/>
         <w:ind w:left="360"/>
-        <w:jc w:val="left"/>
+        <w:jc w:val="both"/>
       </w:pPr>
       <w:r>
-        <w:t>•  Số điện thoại / Zalo: [SĐT_KHÁCH_HÀNG] — Email: [EMAIL_KHÁCH_HÀNG]</w:t>
+        <w:rPr>
+          <w:b/>
+        </w:rPr>
+        <w:t>Người đại diện theo pháp luật:</w:t>
+      </w:r>
+      <w:r>
+        <w:t xml:space="preserve"> [ĐẠI_DIỆN_KHÁCH_HÀNG] — </w:t>
+      </w:r>
+      <w:r>
+        <w:rPr>
+          <w:b/>
+        </w:rPr>
+        <w:t>Chức vụ:</w:t>
+      </w:r>
+      <w:r>
+        <w:t xml:space="preserve"> [CHỨC_VỤ_KHÁCH_HÀNG]</w:t>
       </w:r>
     </w:p>
     <w:p>
       <w:pPr>
-        <w:spacing w:after="60" w:before="20" w:line="276" w:lineRule="auto"/>
+        <w:spacing w:before="20" w:after="40" w:line="276" w:lineRule="auto"/>
         <w:ind w:left="360"/>
-        <w:jc w:val="left"/>
+        <w:jc w:val="both"/>
       </w:pPr>
       <w:r>
-        <w:t>•  Mã số thuế (nếu có): [MST_KHÁCH_HÀNG]</w:t>
+        <w:rPr>
+          <w:b/>
+        </w:rPr>
+        <w:t>Số điện thoại / Zalo:</w:t>
+      </w:r>
+      <w:r>
+        <w:t xml:space="preserve"> [SĐT_KHÁCH_HÀNG]</w:t>
       </w:r>
     </w:p>
     <w:p>
       <w:pPr>
-        <w:spacing w:after="80" w:before="0" w:line="276" w:lineRule="auto"/>
+        <w:spacing w:before="20" w:after="40" w:line="276" w:lineRule="auto"/>
+        <w:ind w:left="360"/>
+        <w:jc w:val="both"/>
+      </w:pPr>
+      <w:r>
+        <w:rPr>
+          <w:b/>
+        </w:rPr>
+        <w:t>Email nhận thông báo chính thức:</w:t>
+      </w:r>
+      <w:r>
+        <w:t xml:space="preserve"> [EMAIL_KHÁCH_HÀNG]</w:t>
+      </w:r>
+    </w:p>
+    <w:p>
+      <w:pPr>
+        <w:spacing w:before="20" w:after="40" w:line="276" w:lineRule="auto"/>
+        <w:ind w:left="360"/>
+        <w:jc w:val="both"/>
+      </w:pPr>
+      <w:r>
+        <w:rPr>
+          <w:b/>
+        </w:rPr>
+        <w:t>Tài khoản ngân hàng:</w:t>
+      </w:r>
+      <w:r>
+        <w:t xml:space="preserve"> [SỐ_TK_A] mở tại Ngân hàng: [NGÂN_HÀNG_A]</w:t>
+      </w:r>
+    </w:p>
+    <w:p>
+      <w:pPr>
+        <w:spacing w:before="180" w:after="60" w:line="276" w:lineRule="auto"/>
         <w:jc w:val="left"/>
       </w:pPr>
       <w:r>
         <w:rPr>
           <w:b/>
+          <w:color w:val="0F172A"/>
+          <w:sz w:val="22"/>
         </w:rPr>
         <w:t>BÊN B (BÊN CUNG CẤP DỊCH VỤ / LOCALMATE):</w:t>
       </w:r>
     </w:p>
     <w:p>
       <w:pPr>
-        <w:spacing w:after="60" w:before="20" w:line="276" w:lineRule="auto"/>
+        <w:spacing w:before="20" w:after="40" w:line="276" w:lineRule="auto"/>
         <w:ind w:left="360"/>
-        <w:jc w:val="left"/>
+        <w:jc w:val="both"/>
       </w:pPr>
       <w:r>
-        <w:t xml:space="preserve">•  Tên pháp lý: </w:t>
+        <w:rPr>
+          <w:b/>
+        </w:rPr>
+        <w:t>Tên pháp lý:</w:t>
+      </w:r>
+      <w:r>
+        <w:t xml:space="preserve"> </w:t>
       </w:r>
       <w:r>
         <w:rPr>
@@ -225,12 +390,18 @@
     </w:p>
     <w:p>
       <w:pPr>
-        <w:spacing w:after="60" w:before="20" w:line="276" w:lineRule="auto"/>
+        <w:spacing w:before="20" w:after="40" w:line="276" w:lineRule="auto"/>
         <w:ind w:left="360"/>
-        <w:jc w:val="left"/>
+        <w:jc w:val="both"/>
       </w:pPr>
       <w:r>
-        <w:t xml:space="preserve">•  Mã số thuế: </w:t>
+        <w:rPr>
+          <w:b/>
+        </w:rPr>
+        <w:t>Mã số thuế / Mã số DN:</w:t>
+      </w:r>
+      <w:r>
+        <w:t xml:space="preserve"> </w:t>
       </w:r>
       <w:r>
         <w:rPr>
@@ -241,12 +412,18 @@
     </w:p>
     <w:p>
       <w:pPr>
-        <w:spacing w:after="60" w:before="20" w:line="276" w:lineRule="auto"/>
+        <w:spacing w:before="20" w:after="40" w:line="276" w:lineRule="auto"/>
         <w:ind w:left="360"/>
-        <w:jc w:val="left"/>
+        <w:jc w:val="both"/>
       </w:pPr>
       <w:r>
-        <w:t xml:space="preserve">•  Địa chỉ: </w:t>
+        <w:rPr>
+          <w:b/>
+        </w:rPr>
+        <w:t>Địa chỉ trụ sở:</w:t>
+      </w:r>
+      <w:r>
+        <w:t xml:space="preserve"> </w:t>
       </w:r>
       <w:r>
         <w:rPr>
@@ -257,12 +434,18 @@
     </w:p>
     <w:p>
       <w:pPr>
-        <w:spacing w:after="60" w:before="20" w:line="276" w:lineRule="auto"/>
+        <w:spacing w:before="20" w:after="40" w:line="276" w:lineRule="auto"/>
         <w:ind w:left="360"/>
-        <w:jc w:val="left"/>
+        <w:jc w:val="both"/>
       </w:pPr>
       <w:r>
-        <w:t xml:space="preserve">•  Đại diện: </w:t>
+        <w:rPr>
+          <w:b/>
+        </w:rPr>
+        <w:t>Người đại diện theo pháp luật:</w:t>
+      </w:r>
+      <w:r>
+        <w:t xml:space="preserve"> </w:t>
       </w:r>
       <w:r>
         <w:rPr>
@@ -271,7 +454,16 @@
         <w:t>PHẠM NGUYÊN VŨ</w:t>
       </w:r>
       <w:r>
-        <w:t xml:space="preserve"> — Chức vụ: </w:t>
+        <w:t xml:space="preserve"> — </w:t>
+      </w:r>
+      <w:r>
+        <w:rPr>
+          <w:b/>
+        </w:rPr>
+        <w:t>Chức vụ:</w:t>
+      </w:r>
+      <w:r>
+        <w:t xml:space="preserve"> </w:t>
       </w:r>
       <w:r>
         <w:rPr>
@@ -282,12 +474,18 @@
     </w:p>
     <w:p>
       <w:pPr>
-        <w:spacing w:after="60" w:before="20" w:line="276" w:lineRule="auto"/>
+        <w:spacing w:before="20" w:after="40" w:line="276" w:lineRule="auto"/>
         <w:ind w:left="360"/>
-        <w:jc w:val="left"/>
+        <w:jc w:val="both"/>
       </w:pPr>
       <w:r>
-        <w:t xml:space="preserve">•  Hotline: </w:t>
+        <w:rPr>
+          <w:b/>
+        </w:rPr>
+        <w:t>Hotline hỗ trợ kỹ thuật:</w:t>
+      </w:r>
+      <w:r>
+        <w:t xml:space="preserve"> </w:t>
       </w:r>
       <w:r>
         <w:rPr>
@@ -296,7 +494,23 @@
         <w:t>0834422439</w:t>
       </w:r>
       <w:r>
-        <w:t xml:space="preserve"> (0834.422.439) — Email: </w:t>
+        <w:t xml:space="preserve"> (0834.422.439)</w:t>
+      </w:r>
+    </w:p>
+    <w:p>
+      <w:pPr>
+        <w:spacing w:before="20" w:after="40" w:line="276" w:lineRule="auto"/>
+        <w:ind w:left="360"/>
+        <w:jc w:val="both"/>
+      </w:pPr>
+      <w:r>
+        <w:rPr>
+          <w:b/>
+        </w:rPr>
+        <w:t>Email giao dịch chính thức:</w:t>
+      </w:r>
+      <w:r>
+        <w:t xml:space="preserve"> </w:t>
       </w:r>
       <w:r>
         <w:rPr>
@@ -310,12 +524,18 @@
     </w:p>
     <w:p>
       <w:pPr>
-        <w:spacing w:after="60" w:before="20" w:line="276" w:lineRule="auto"/>
+        <w:spacing w:before="20" w:after="40" w:line="276" w:lineRule="auto"/>
         <w:ind w:left="360"/>
-        <w:jc w:val="left"/>
+        <w:jc w:val="both"/>
       </w:pPr>
       <w:r>
-        <w:t xml:space="preserve">•  Tài khoản ngân hàng: </w:t>
+        <w:rPr>
+          <w:b/>
+        </w:rPr>
+        <w:t>Tài khoản ngân hàng:</w:t>
+      </w:r>
+      <w:r>
+        <w:t xml:space="preserve"> </w:t>
       </w:r>
       <w:r>
         <w:rPr>
@@ -324,7 +544,7 @@
         <w:t>10184422439</w:t>
       </w:r>
       <w:r>
-        <w:t xml:space="preserve"> mở tại </w:t>
+        <w:t xml:space="preserve"> mở tại Ngân hàng: </w:t>
       </w:r>
       <w:r>
         <w:rPr>
@@ -332,38 +552,58 @@
         </w:rPr>
         <w:t>Ngân hàng TMCP Ngoại Thương Việt Nam (Vietcombank)</w:t>
       </w:r>
-    </w:p>
-    <w:p>
-      <w:pPr>
-        <w:spacing w:after="120" w:before="80"/>
-      </w:pPr>
+      <w:r>
+        <w:t xml:space="preserve"> - Chi nhánh: </w:t>
+      </w:r>
       <w:r>
         <w:rPr>
-          <w:color w:val="CBD5E1"/>
+          <w:b/>
         </w:rPr>
-        <w:t>―――――――――――――――――――――――――――――――――――――――――――――――――――――――</w:t>
+        <w:t>Chi nhánh TP. Hồ Chí Minh</w:t>
       </w:r>
     </w:p>
     <w:p>
       <w:pPr>
-        <w:spacing w:before="160" w:after="60"/>
+        <w:spacing w:before="20" w:after="60" w:line="276" w:lineRule="auto"/>
+        <w:jc w:val="both"/>
+      </w:pPr>
+      <w:r>
+        <w:rPr>
+          <w:i/>
+        </w:rPr>
+        <w:t>(Bên A và Bên B sau đây gọi riêng là "Bên" và gọi chung là "Hai Bên").</w:t>
+      </w:r>
+    </w:p>
+    <w:p>
+      <w:pPr>
+        <w:spacing w:before="20" w:after="60" w:line="276" w:lineRule="auto"/>
+        <w:jc w:val="both"/>
+      </w:pPr>
+      <w:r>
+        <w:t>Sau khi bàn bạc và thống nhất, Hai Bên đồng ý ký kết Hợp đồng dịch vụ với các điều khoản và điều kiện cụ thể sau đây:</w:t>
+      </w:r>
+    </w:p>
+    <w:p>
+      <w:pPr>
+        <w:spacing w:before="180" w:after="60" w:line="276" w:lineRule="auto"/>
+        <w:jc w:val="left"/>
       </w:pPr>
       <w:r>
         <w:rPr>
           <w:b/>
-          <w:color w:val="0D7647"/>
-          <w:sz w:val="23"/>
+          <w:color w:val="0F172A"/>
+          <w:sz w:val="22"/>
         </w:rPr>
-        <w:t>ĐIỀU 1: GÓI DỊCH VỤ &amp; BẢNG ĐẶC TẢ CÔNG VIỆC RÚT GỌN</w:t>
+        <w:t>ĐIỀU 1: ĐỐI TƯỢNG HỢP ĐỒNG &amp; BẢNG ĐẶC TẢ GÓI DỊCH VỤ</w:t>
       </w:r>
     </w:p>
     <w:p>
       <w:pPr>
-        <w:spacing w:after="80" w:before="0" w:line="276" w:lineRule="auto"/>
-        <w:jc w:val="left"/>
+        <w:spacing w:before="20" w:after="60" w:line="276" w:lineRule="auto"/>
+        <w:jc w:val="both"/>
       </w:pPr>
       <w:r>
-        <w:t>Bên B cung ứng cho Bên A gói giải pháp số với các hạng mục định lượng được tích chọn dưới đây:</w:t>
+        <w:t>Bên A đồng ý thuê và Bên B đồng ý cung ứng cho Bên A gói dịch vụ kỹ thuật số theo các hạng mục định lượng được tích chọn dưới đây:</w:t>
       </w:r>
     </w:p>
     <w:tbl>
@@ -381,24 +621,28 @@
         </w:tblBorders>
       </w:tblPr>
       <w:tblGrid>
-        <w:gridCol w:w="1921"/>
-        <w:gridCol w:w="1921"/>
-        <w:gridCol w:w="1921"/>
-        <w:gridCol w:w="1921"/>
-        <w:gridCol w:w="1921"/>
+        <w:gridCol w:w="1950"/>
+        <w:gridCol w:w="1950"/>
+        <w:gridCol w:w="1950"/>
+        <w:gridCol w:w="1950"/>
+        <w:gridCol w:w="1950"/>
       </w:tblGrid>
       <w:tr>
+        <w:trPr>
+          <w:cantSplit/>
+        </w:trPr>
         <w:tc>
           <w:tcPr>
-            <w:tcW w:type="dxa" w:w="1921"/>
+            <w:tcW w:type="dxa" w:w="936"/>
             <w:vAlign w:val="center"/>
+            <w:tcW w:w="936" w:type="dxa"/>
             <w:tcMar>
-              <w:top w:w="120" w:type="dxa"/>
-              <w:bottom w:w="120" w:type="dxa"/>
-              <w:left w:w="160" w:type="dxa"/>
-              <w:right w:w="160" w:type="dxa"/>
+              <w:top w:w="90" w:type="dxa"/>
+              <w:bottom w:w="90" w:type="dxa"/>
+              <w:left w:w="100" w:type="dxa"/>
+              <w:right w:w="100" w:type="dxa"/>
             </w:tcMar>
-            <w:shd w:fill="EDF7F1"/>
+            <w:shd w:fill="F8FAFC"/>
           </w:tcPr>
           <w:p>
             <w:r/>
@@ -411,7 +655,7 @@
             <w:r>
               <w:rPr>
                 <w:b/>
-                <w:color w:val="0D7647"/>
+                <w:sz w:val="20"/>
               </w:rPr>
               <w:t>Tích chọn</w:t>
             </w:r>
@@ -419,15 +663,16 @@
         </w:tc>
         <w:tc>
           <w:tcPr>
-            <w:tcW w:type="dxa" w:w="1921"/>
+            <w:tcW w:type="dxa" w:w="2088"/>
             <w:vAlign w:val="center"/>
+            <w:tcW w:w="2088" w:type="dxa"/>
             <w:tcMar>
-              <w:top w:w="120" w:type="dxa"/>
-              <w:bottom w:w="120" w:type="dxa"/>
-              <w:left w:w="160" w:type="dxa"/>
-              <w:right w:w="160" w:type="dxa"/>
+              <w:top w:w="90" w:type="dxa"/>
+              <w:bottom w:w="90" w:type="dxa"/>
+              <w:left w:w="100" w:type="dxa"/>
+              <w:right w:w="100" w:type="dxa"/>
             </w:tcMar>
-            <w:shd w:fill="EDF7F1"/>
+            <w:shd w:fill="F8FAFC"/>
           </w:tcPr>
           <w:p>
             <w:r/>
@@ -440,7 +685,7 @@
             <w:r>
               <w:rPr>
                 <w:b/>
-                <w:color w:val="0D7647"/>
+                <w:sz w:val="20"/>
               </w:rPr>
               <w:t>Nhóm Dịch Vụ</w:t>
             </w:r>
@@ -448,15 +693,16 @@
         </w:tc>
         <w:tc>
           <w:tcPr>
-            <w:tcW w:type="dxa" w:w="1921"/>
+            <w:tcW w:type="dxa" w:w="3989"/>
             <w:vAlign w:val="center"/>
+            <w:tcW w:w="3988" w:type="dxa"/>
             <w:tcMar>
-              <w:top w:w="120" w:type="dxa"/>
-              <w:bottom w:w="120" w:type="dxa"/>
-              <w:left w:w="160" w:type="dxa"/>
-              <w:right w:w="160" w:type="dxa"/>
+              <w:top w:w="90" w:type="dxa"/>
+              <w:bottom w:w="90" w:type="dxa"/>
+              <w:left w:w="100" w:type="dxa"/>
+              <w:right w:w="100" w:type="dxa"/>
             </w:tcMar>
-            <w:shd w:fill="EDF7F1"/>
+            <w:shd w:fill="F8FAFC"/>
           </w:tcPr>
           <w:p>
             <w:r/>
@@ -469,7 +715,7 @@
             <w:r>
               <w:rPr>
                 <w:b/>
-                <w:color w:val="0D7647"/>
+                <w:sz w:val="20"/>
               </w:rPr>
               <w:t>Hạng Mục Công Việc Cụ Thể Bàn Giao</w:t>
             </w:r>
@@ -477,15 +723,16 @@
         </w:tc>
         <w:tc>
           <w:tcPr>
-            <w:tcW w:type="dxa" w:w="1921"/>
+            <w:tcW w:type="dxa" w:w="1656"/>
             <w:vAlign w:val="center"/>
+            <w:tcW w:w="1655" w:type="dxa"/>
             <w:tcMar>
-              <w:top w:w="120" w:type="dxa"/>
-              <w:bottom w:w="120" w:type="dxa"/>
-              <w:left w:w="160" w:type="dxa"/>
-              <w:right w:w="160" w:type="dxa"/>
+              <w:top w:w="90" w:type="dxa"/>
+              <w:bottom w:w="90" w:type="dxa"/>
+              <w:left w:w="100" w:type="dxa"/>
+              <w:right w:w="100" w:type="dxa"/>
             </w:tcMar>
-            <w:shd w:fill="EDF7F1"/>
+            <w:shd w:fill="F8FAFC"/>
           </w:tcPr>
           <w:p>
             <w:r/>
@@ -498,7 +745,7 @@
             <w:r>
               <w:rPr>
                 <w:b/>
-                <w:color w:val="0D7647"/>
+                <w:sz w:val="20"/>
               </w:rPr>
               <w:t>Đơn Giá (VNĐ)</w:t>
             </w:r>
@@ -506,15 +753,16 @@
         </w:tc>
         <w:tc>
           <w:tcPr>
-            <w:tcW w:type="dxa" w:w="1921"/>
+            <w:tcW w:type="dxa" w:w="1080"/>
             <w:vAlign w:val="center"/>
+            <w:tcW w:w="1080" w:type="dxa"/>
             <w:tcMar>
-              <w:top w:w="120" w:type="dxa"/>
-              <w:bottom w:w="120" w:type="dxa"/>
-              <w:left w:w="160" w:type="dxa"/>
-              <w:right w:w="160" w:type="dxa"/>
+              <w:top w:w="90" w:type="dxa"/>
+              <w:bottom w:w="90" w:type="dxa"/>
+              <w:left w:w="100" w:type="dxa"/>
+              <w:right w:w="100" w:type="dxa"/>
             </w:tcMar>
-            <w:shd w:fill="EDF7F1"/>
+            <w:shd w:fill="F8FAFC"/>
           </w:tcPr>
           <w:p>
             <w:r/>
@@ -527,7 +775,7 @@
             <w:r>
               <w:rPr>
                 <w:b/>
-                <w:color w:val="0D7647"/>
+                <w:sz w:val="20"/>
               </w:rPr>
               <w:t>Thời Gian Thực Hiện</w:t>
             </w:r>
@@ -535,17 +783,21 @@
         </w:tc>
       </w:tr>
       <w:tr>
+        <w:trPr>
+          <w:cantSplit/>
+        </w:trPr>
         <w:tc>
           <w:tcPr>
-            <w:tcW w:type="dxa" w:w="1921"/>
+            <w:tcW w:type="dxa" w:w="936"/>
             <w:vAlign w:val="center"/>
+            <w:tcW w:w="936" w:type="dxa"/>
             <w:tcMar>
-              <w:top w:w="120" w:type="dxa"/>
-              <w:bottom w:w="120" w:type="dxa"/>
-              <w:left w:w="160" w:type="dxa"/>
-              <w:right w:w="160" w:type="dxa"/>
+              <w:top w:w="80" w:type="dxa"/>
+              <w:bottom w:w="80" w:type="dxa"/>
+              <w:left w:w="100" w:type="dxa"/>
+              <w:right w:w="100" w:type="dxa"/>
             </w:tcMar>
-            <w:shd w:fill="F8FAFC"/>
+            <w:shd w:fill="FFFFFF"/>
           </w:tcPr>
           <w:p>
             <w:r/>
@@ -553,7 +805,7 @@
           <w:p>
             <w:pPr>
               <w:spacing w:before="0" w:after="40" w:line="276" w:lineRule="auto"/>
-              <w:jc w:val="left"/>
+              <w:jc w:val="center"/>
             </w:pPr>
             <w:r>
               <w:t>[ ]</w:t>
@@ -562,15 +814,16 @@
         </w:tc>
         <w:tc>
           <w:tcPr>
-            <w:tcW w:type="dxa" w:w="1921"/>
+            <w:tcW w:type="dxa" w:w="2088"/>
             <w:vAlign w:val="center"/>
+            <w:tcW w:w="2088" w:type="dxa"/>
             <w:tcMar>
-              <w:top w:w="120" w:type="dxa"/>
-              <w:bottom w:w="120" w:type="dxa"/>
-              <w:left w:w="160" w:type="dxa"/>
-              <w:right w:w="160" w:type="dxa"/>
+              <w:top w:w="80" w:type="dxa"/>
+              <w:bottom w:w="80" w:type="dxa"/>
+              <w:left w:w="100" w:type="dxa"/>
+              <w:right w:w="100" w:type="dxa"/>
             </w:tcMar>
-            <w:shd w:fill="F8FAFC"/>
+            <w:shd w:fill="FFFFFF"/>
           </w:tcPr>
           <w:p>
             <w:r/>
@@ -584,21 +837,22 @@
               <w:rPr>
                 <w:b/>
               </w:rPr>
-              <w:t>Website Tốc Độ Cao</w:t>
+              <w:t>Website Chuẩn SEO Tốc Độ Cao</w:t>
             </w:r>
           </w:p>
         </w:tc>
         <w:tc>
           <w:tcPr>
-            <w:tcW w:type="dxa" w:w="1921"/>
+            <w:tcW w:type="dxa" w:w="3989"/>
             <w:vAlign w:val="center"/>
+            <w:tcW w:w="3988" w:type="dxa"/>
             <w:tcMar>
-              <w:top w:w="120" w:type="dxa"/>
-              <w:bottom w:w="120" w:type="dxa"/>
-              <w:left w:w="160" w:type="dxa"/>
-              <w:right w:w="160" w:type="dxa"/>
+              <w:top w:w="80" w:type="dxa"/>
+              <w:bottom w:w="80" w:type="dxa"/>
+              <w:left w:w="100" w:type="dxa"/>
+              <w:right w:w="100" w:type="dxa"/>
             </w:tcMar>
-            <w:shd w:fill="F8FAFC"/>
+            <w:shd w:fill="FFFFFF"/>
           </w:tcPr>
           <w:p>
             <w:r/>
@@ -609,7 +863,7 @@
               <w:jc w:val="left"/>
             </w:pPr>
             <w:r>
-              <w:t>- Thiết kế 01 Landing Page / Website 03 trang chuẩn SEO.</w:t>
+              <w:t>- Thiết kế 01 Landing Page / Website 03 trang chuẩn nhận diện thương hiệu.</w:t>
             </w:r>
           </w:p>
           <w:p>
@@ -618,7 +872,7 @@
               <w:jc w:val="left"/>
             </w:pPr>
             <w:r>
-              <w:t>- Giao diện Responsive Mobile &amp; Desktop.</w:t>
+              <w:t>- Giao diện Responsive tối ưu hiển thị Mobile, Tablet &amp; Desktop.</w:t>
             </w:r>
           </w:p>
           <w:p>
@@ -627,7 +881,7 @@
               <w:jc w:val="left"/>
             </w:pPr>
             <w:r>
-              <w:t>- Kết nối tên miền, chứng chỉ SSL, cấu hình Cloudflare CDN.</w:t>
+              <w:t>- Cấu hình Cloudflare CDN, chứng chỉ bảo mật SSL/HTTPS.</w:t>
             </w:r>
           </w:p>
           <w:p>
@@ -636,21 +890,22 @@
               <w:jc w:val="left"/>
             </w:pPr>
             <w:r>
-              <w:t>- Form liên hệ đẩy thông báo về Zalo/Email.</w:t>
+              <w:t>- Tích hợp Form thu thập khách hàng gửi thông báo tức thì về Zalo/Telegram/Email.</w:t>
             </w:r>
           </w:p>
         </w:tc>
         <w:tc>
           <w:tcPr>
-            <w:tcW w:type="dxa" w:w="1921"/>
+            <w:tcW w:type="dxa" w:w="1656"/>
             <w:vAlign w:val="center"/>
+            <w:tcW w:w="1655" w:type="dxa"/>
             <w:tcMar>
-              <w:top w:w="120" w:type="dxa"/>
-              <w:bottom w:w="120" w:type="dxa"/>
-              <w:left w:w="160" w:type="dxa"/>
-              <w:right w:w="160" w:type="dxa"/>
+              <w:top w:w="80" w:type="dxa"/>
+              <w:bottom w:w="80" w:type="dxa"/>
+              <w:left w:w="100" w:type="dxa"/>
+              <w:right w:w="100" w:type="dxa"/>
             </w:tcMar>
-            <w:shd w:fill="F8FAFC"/>
+            <w:shd w:fill="FFFFFF"/>
           </w:tcPr>
           <w:p>
             <w:r/>
@@ -667,40 +922,14 @@
         </w:tc>
         <w:tc>
           <w:tcPr>
-            <w:tcW w:type="dxa" w:w="1921"/>
+            <w:tcW w:type="dxa" w:w="1080"/>
             <w:vAlign w:val="center"/>
+            <w:tcW w:w="1080" w:type="dxa"/>
             <w:tcMar>
-              <w:top w:w="120" w:type="dxa"/>
-              <w:bottom w:w="120" w:type="dxa"/>
-              <w:left w:w="160" w:type="dxa"/>
-              <w:right w:w="160" w:type="dxa"/>
-            </w:tcMar>
-            <w:shd w:fill="F8FAFC"/>
-          </w:tcPr>
-          <w:p>
-            <w:r/>
-          </w:p>
-          <w:p>
-            <w:pPr>
-              <w:spacing w:before="0" w:after="40" w:line="276" w:lineRule="auto"/>
-              <w:jc w:val="left"/>
-            </w:pPr>
-            <w:r>
-              <w:t>[SỐ_NGÀY] ngày</w:t>
-            </w:r>
-          </w:p>
-        </w:tc>
-      </w:tr>
-      <w:tr>
-        <w:tc>
-          <w:tcPr>
-            <w:tcW w:type="dxa" w:w="1921"/>
-            <w:vAlign w:val="center"/>
-            <w:tcMar>
-              <w:top w:w="120" w:type="dxa"/>
-              <w:bottom w:w="120" w:type="dxa"/>
-              <w:left w:w="160" w:type="dxa"/>
-              <w:right w:w="160" w:type="dxa"/>
+              <w:top w:w="80" w:type="dxa"/>
+              <w:bottom w:w="80" w:type="dxa"/>
+              <w:left w:w="100" w:type="dxa"/>
+              <w:right w:w="100" w:type="dxa"/>
             </w:tcMar>
             <w:shd w:fill="FFFFFF"/>
           </w:tcPr>
@@ -710,7 +939,38 @@
           <w:p>
             <w:pPr>
               <w:spacing w:before="0" w:after="40" w:line="276" w:lineRule="auto"/>
-              <w:jc w:val="left"/>
+              <w:jc w:val="center"/>
+            </w:pPr>
+            <w:r>
+              <w:t>[SỐ_NGÀY] ngày</w:t>
+            </w:r>
+          </w:p>
+        </w:tc>
+      </w:tr>
+      <w:tr>
+        <w:trPr>
+          <w:cantSplit/>
+        </w:trPr>
+        <w:tc>
+          <w:tcPr>
+            <w:tcW w:type="dxa" w:w="936"/>
+            <w:vAlign w:val="center"/>
+            <w:tcW w:w="936" w:type="dxa"/>
+            <w:tcMar>
+              <w:top w:w="80" w:type="dxa"/>
+              <w:bottom w:w="80" w:type="dxa"/>
+              <w:left w:w="100" w:type="dxa"/>
+              <w:right w:w="100" w:type="dxa"/>
+            </w:tcMar>
+            <w:shd w:fill="FAFAFA"/>
+          </w:tcPr>
+          <w:p>
+            <w:r/>
+          </w:p>
+          <w:p>
+            <w:pPr>
+              <w:spacing w:before="0" w:after="40" w:line="276" w:lineRule="auto"/>
+              <w:jc w:val="center"/>
             </w:pPr>
             <w:r>
               <w:t>[ ]</w:t>
@@ -719,15 +979,16 @@
         </w:tc>
         <w:tc>
           <w:tcPr>
-            <w:tcW w:type="dxa" w:w="1921"/>
+            <w:tcW w:type="dxa" w:w="2088"/>
             <w:vAlign w:val="center"/>
+            <w:tcW w:w="2088" w:type="dxa"/>
             <w:tcMar>
-              <w:top w:w="120" w:type="dxa"/>
-              <w:bottom w:w="120" w:type="dxa"/>
-              <w:left w:w="160" w:type="dxa"/>
-              <w:right w:w="160" w:type="dxa"/>
+              <w:top w:w="80" w:type="dxa"/>
+              <w:bottom w:w="80" w:type="dxa"/>
+              <w:left w:w="100" w:type="dxa"/>
+              <w:right w:w="100" w:type="dxa"/>
             </w:tcMar>
-            <w:shd w:fill="FFFFFF"/>
+            <w:shd w:fill="FAFAFA"/>
           </w:tcPr>
           <w:p>
             <w:r/>
@@ -747,15 +1008,16 @@
         </w:tc>
         <w:tc>
           <w:tcPr>
-            <w:tcW w:type="dxa" w:w="1921"/>
+            <w:tcW w:type="dxa" w:w="3989"/>
             <w:vAlign w:val="center"/>
+            <w:tcW w:w="3988" w:type="dxa"/>
             <w:tcMar>
-              <w:top w:w="120" w:type="dxa"/>
-              <w:bottom w:w="120" w:type="dxa"/>
-              <w:left w:w="160" w:type="dxa"/>
-              <w:right w:w="160" w:type="dxa"/>
+              <w:top w:w="80" w:type="dxa"/>
+              <w:bottom w:w="80" w:type="dxa"/>
+              <w:left w:w="100" w:type="dxa"/>
+              <w:right w:w="100" w:type="dxa"/>
             </w:tcMar>
-            <w:shd w:fill="FFFFFF"/>
+            <w:shd w:fill="FAFAFA"/>
           </w:tcPr>
           <w:p>
             <w:r/>
@@ -766,7 +1028,7 @@
               <w:jc w:val="left"/>
             </w:pPr>
             <w:r>
-              <w:t>- Khởi tạo / Tối ưu chuẩn hóa thông tin NAP (Tên, Địa chỉ, SĐT).</w:t>
+              <w:t>- Khởi tạo hoặc chuẩn hóa xác minh thông tin NAP (Tên, Địa chỉ, Số điện thoại).</w:t>
             </w:r>
           </w:p>
           <w:p>
@@ -775,7 +1037,7 @@
               <w:jc w:val="left"/>
             </w:pPr>
             <w:r>
-              <w:t>- Tối ưu hình ảnh, danh mục, mô tả chuẩn Google Business Profile.</w:t>
+              <w:t>- Tối ưu hình ảnh, danh mục kinh doanh, mô tả chuẩn Google Business Profile.</w:t>
             </w:r>
           </w:p>
           <w:p>
@@ -784,7 +1046,7 @@
               <w:jc w:val="left"/>
             </w:pPr>
             <w:r>
-              <w:t>- Hướng dẫn quy trình quay video xác minh chính chủ.</w:t>
+              <w:t>- Hướng dẫn quay video xác minh chính chủ trực tiếp tại cơ sở.</w:t>
             </w:r>
           </w:p>
           <w:p>
@@ -793,21 +1055,22 @@
               <w:jc w:val="left"/>
             </w:pPr>
             <w:r>
-              <w:t>- Bàn giao quyền Primary Owner cho Gmail khách sau 07 ngày.</w:t>
+              <w:t>- Bàn giao quyền Primary Owner (Chủ sở hữu chính) cho Gmail của Bên A sau 07 ngày.</w:t>
             </w:r>
           </w:p>
         </w:tc>
         <w:tc>
           <w:tcPr>
-            <w:tcW w:type="dxa" w:w="1921"/>
+            <w:tcW w:type="dxa" w:w="1656"/>
             <w:vAlign w:val="center"/>
+            <w:tcW w:w="1655" w:type="dxa"/>
             <w:tcMar>
-              <w:top w:w="120" w:type="dxa"/>
-              <w:bottom w:w="120" w:type="dxa"/>
-              <w:left w:w="160" w:type="dxa"/>
-              <w:right w:w="160" w:type="dxa"/>
+              <w:top w:w="80" w:type="dxa"/>
+              <w:bottom w:w="80" w:type="dxa"/>
+              <w:left w:w="100" w:type="dxa"/>
+              <w:right w:w="100" w:type="dxa"/>
             </w:tcMar>
-            <w:shd w:fill="FFFFFF"/>
+            <w:shd w:fill="FAFAFA"/>
           </w:tcPr>
           <w:p>
             <w:r/>
@@ -824,13 +1087,45 @@
         </w:tc>
         <w:tc>
           <w:tcPr>
-            <w:tcW w:type="dxa" w:w="1921"/>
+            <w:tcW w:type="dxa" w:w="1080"/>
             <w:vAlign w:val="center"/>
+            <w:tcW w:w="1080" w:type="dxa"/>
             <w:tcMar>
-              <w:top w:w="120" w:type="dxa"/>
-              <w:bottom w:w="120" w:type="dxa"/>
-              <w:left w:w="160" w:type="dxa"/>
-              <w:right w:w="160" w:type="dxa"/>
+              <w:top w:w="80" w:type="dxa"/>
+              <w:bottom w:w="80" w:type="dxa"/>
+              <w:left w:w="100" w:type="dxa"/>
+              <w:right w:w="100" w:type="dxa"/>
+            </w:tcMar>
+            <w:shd w:fill="FAFAFA"/>
+          </w:tcPr>
+          <w:p>
+            <w:r/>
+          </w:p>
+          <w:p>
+            <w:pPr>
+              <w:spacing w:before="0" w:after="40" w:line="276" w:lineRule="auto"/>
+              <w:jc w:val="center"/>
+            </w:pPr>
+            <w:r>
+              <w:t>[SỐ_NGÀY] ngày</w:t>
+            </w:r>
+          </w:p>
+        </w:tc>
+      </w:tr>
+      <w:tr>
+        <w:trPr>
+          <w:cantSplit/>
+        </w:trPr>
+        <w:tc>
+          <w:tcPr>
+            <w:tcW w:type="dxa" w:w="936"/>
+            <w:vAlign w:val="center"/>
+            <w:tcW w:w="936" w:type="dxa"/>
+            <w:tcMar>
+              <w:top w:w="80" w:type="dxa"/>
+              <w:bottom w:w="80" w:type="dxa"/>
+              <w:left w:w="100" w:type="dxa"/>
+              <w:right w:w="100" w:type="dxa"/>
             </w:tcMar>
             <w:shd w:fill="FFFFFF"/>
           </w:tcPr>
@@ -840,34 +1135,7 @@
           <w:p>
             <w:pPr>
               <w:spacing w:before="0" w:after="40" w:line="276" w:lineRule="auto"/>
-              <w:jc w:val="left"/>
-            </w:pPr>
-            <w:r>
-              <w:t>[SỐ_NGÀY] ngày</w:t>
-            </w:r>
-          </w:p>
-        </w:tc>
-      </w:tr>
-      <w:tr>
-        <w:tc>
-          <w:tcPr>
-            <w:tcW w:type="dxa" w:w="1921"/>
-            <w:vAlign w:val="center"/>
-            <w:tcMar>
-              <w:top w:w="120" w:type="dxa"/>
-              <w:bottom w:w="120" w:type="dxa"/>
-              <w:left w:w="160" w:type="dxa"/>
-              <w:right w:w="160" w:type="dxa"/>
-            </w:tcMar>
-            <w:shd w:fill="F8FAFC"/>
-          </w:tcPr>
-          <w:p>
-            <w:r/>
-          </w:p>
-          <w:p>
-            <w:pPr>
-              <w:spacing w:before="0" w:after="40" w:line="276" w:lineRule="auto"/>
-              <w:jc w:val="left"/>
+              <w:jc w:val="center"/>
             </w:pPr>
             <w:r>
               <w:t>[ ]</w:t>
@@ -876,15 +1144,16 @@
         </w:tc>
         <w:tc>
           <w:tcPr>
-            <w:tcW w:type="dxa" w:w="1921"/>
+            <w:tcW w:type="dxa" w:w="2088"/>
             <w:vAlign w:val="center"/>
+            <w:tcW w:w="2088" w:type="dxa"/>
             <w:tcMar>
-              <w:top w:w="120" w:type="dxa"/>
-              <w:bottom w:w="120" w:type="dxa"/>
-              <w:left w:w="160" w:type="dxa"/>
-              <w:right w:w="160" w:type="dxa"/>
+              <w:top w:w="80" w:type="dxa"/>
+              <w:bottom w:w="80" w:type="dxa"/>
+              <w:left w:w="100" w:type="dxa"/>
+              <w:right w:w="100" w:type="dxa"/>
             </w:tcMar>
-            <w:shd w:fill="F8FAFC"/>
+            <w:shd w:fill="FFFFFF"/>
           </w:tcPr>
           <w:p>
             <w:r/>
@@ -898,21 +1167,22 @@
               <w:rPr>
                 <w:b/>
               </w:rPr>
-              <w:t>Google Ads Setup</w:t>
+              <w:t>Thiết Lập &amp; Quản Trị Google Ads</w:t>
             </w:r>
           </w:p>
         </w:tc>
         <w:tc>
           <w:tcPr>
-            <w:tcW w:type="dxa" w:w="1921"/>
+            <w:tcW w:type="dxa" w:w="3989"/>
             <w:vAlign w:val="center"/>
+            <w:tcW w:w="3988" w:type="dxa"/>
             <w:tcMar>
-              <w:top w:w="120" w:type="dxa"/>
-              <w:bottom w:w="120" w:type="dxa"/>
-              <w:left w:w="160" w:type="dxa"/>
-              <w:right w:w="160" w:type="dxa"/>
+              <w:top w:w="80" w:type="dxa"/>
+              <w:bottom w:w="80" w:type="dxa"/>
+              <w:left w:w="100" w:type="dxa"/>
+              <w:right w:w="100" w:type="dxa"/>
             </w:tcMar>
-            <w:shd w:fill="F8FAFC"/>
+            <w:shd w:fill="FFFFFF"/>
           </w:tcPr>
           <w:p>
             <w:r/>
@@ -923,7 +1193,7 @@
               <w:jc w:val="left"/>
             </w:pPr>
             <w:r>
-              <w:t>- Nghiên cứu 50 từ khóa tìm kiếm địa phương có tỷ lệ chuyển đổi.</w:t>
+              <w:t>- Nghiên cứu bộ 50 từ khóa tìm kiếm địa phương có tỷ lệ chuyển đổi cao.</w:t>
             </w:r>
           </w:p>
           <w:p>
@@ -932,7 +1202,7 @@
               <w:jc w:val="left"/>
             </w:pPr>
             <w:r>
-              <w:t>- Viết 03 mẫu quảng cáo Responsive Search Ads chuẩn.</w:t>
+              <w:t>- Viết 03 mẫu thông điệp quảng cáo Responsive Search Ads đạt chuẩn.</w:t>
             </w:r>
           </w:p>
           <w:p>
@@ -941,7 +1211,7 @@
               <w:jc w:val="left"/>
             </w:pPr>
             <w:r>
-              <w:t>- Cài đặt chuyển đổi cuộc gọi Hotline / Form lead qua GA4/GTM.</w:t>
+              <w:t>- Cài đặt đo lường chuyển đổi cuộc gọi Hotline và điền Form qua GA4/GTM.</w:t>
             </w:r>
           </w:p>
           <w:p>
@@ -950,21 +1220,22 @@
               <w:jc w:val="left"/>
             </w:pPr>
             <w:r>
-              <w:t>- Tối ưu chiến dịch trong 14 ngày đầu tiên.</w:t>
+              <w:t>- Tối ưu hóa chiến dịch quảng cáo trong 14 ngày đầu tiên.</w:t>
             </w:r>
           </w:p>
         </w:tc>
         <w:tc>
           <w:tcPr>
-            <w:tcW w:type="dxa" w:w="1921"/>
+            <w:tcW w:type="dxa" w:w="1656"/>
             <w:vAlign w:val="center"/>
+            <w:tcW w:w="1655" w:type="dxa"/>
             <w:tcMar>
-              <w:top w:w="120" w:type="dxa"/>
-              <w:bottom w:w="120" w:type="dxa"/>
-              <w:left w:w="160" w:type="dxa"/>
-              <w:right w:w="160" w:type="dxa"/>
+              <w:top w:w="80" w:type="dxa"/>
+              <w:bottom w:w="80" w:type="dxa"/>
+              <w:left w:w="100" w:type="dxa"/>
+              <w:right w:w="100" w:type="dxa"/>
             </w:tcMar>
-            <w:shd w:fill="F8FAFC"/>
+            <w:shd w:fill="FFFFFF"/>
           </w:tcPr>
           <w:p>
             <w:r/>
@@ -981,40 +1252,14 @@
         </w:tc>
         <w:tc>
           <w:tcPr>
-            <w:tcW w:type="dxa" w:w="1921"/>
+            <w:tcW w:type="dxa" w:w="1080"/>
             <w:vAlign w:val="center"/>
+            <w:tcW w:w="1080" w:type="dxa"/>
             <w:tcMar>
-              <w:top w:w="120" w:type="dxa"/>
-              <w:bottom w:w="120" w:type="dxa"/>
-              <w:left w:w="160" w:type="dxa"/>
-              <w:right w:w="160" w:type="dxa"/>
-            </w:tcMar>
-            <w:shd w:fill="F8FAFC"/>
-          </w:tcPr>
-          <w:p>
-            <w:r/>
-          </w:p>
-          <w:p>
-            <w:pPr>
-              <w:spacing w:before="0" w:after="40" w:line="276" w:lineRule="auto"/>
-              <w:jc w:val="left"/>
-            </w:pPr>
-            <w:r>
-              <w:t>[SỐ_NGÀY] ngày</w:t>
-            </w:r>
-          </w:p>
-        </w:tc>
-      </w:tr>
-      <w:tr>
-        <w:tc>
-          <w:tcPr>
-            <w:tcW w:type="dxa" w:w="1921"/>
-            <w:vAlign w:val="center"/>
-            <w:tcMar>
-              <w:top w:w="120" w:type="dxa"/>
-              <w:bottom w:w="120" w:type="dxa"/>
-              <w:left w:w="160" w:type="dxa"/>
-              <w:right w:w="160" w:type="dxa"/>
+              <w:top w:w="80" w:type="dxa"/>
+              <w:bottom w:w="80" w:type="dxa"/>
+              <w:left w:w="100" w:type="dxa"/>
+              <w:right w:w="100" w:type="dxa"/>
             </w:tcMar>
             <w:shd w:fill="FFFFFF"/>
           </w:tcPr>
@@ -1024,7 +1269,38 @@
           <w:p>
             <w:pPr>
               <w:spacing w:before="0" w:after="40" w:line="276" w:lineRule="auto"/>
-              <w:jc w:val="left"/>
+              <w:jc w:val="center"/>
+            </w:pPr>
+            <w:r>
+              <w:t>[SỐ_NGÀY] ngày</w:t>
+            </w:r>
+          </w:p>
+        </w:tc>
+      </w:tr>
+      <w:tr>
+        <w:trPr>
+          <w:cantSplit/>
+        </w:trPr>
+        <w:tc>
+          <w:tcPr>
+            <w:tcW w:type="dxa" w:w="936"/>
+            <w:vAlign w:val="center"/>
+            <w:tcW w:w="936" w:type="dxa"/>
+            <w:tcMar>
+              <w:top w:w="80" w:type="dxa"/>
+              <w:bottom w:w="80" w:type="dxa"/>
+              <w:left w:w="100" w:type="dxa"/>
+              <w:right w:w="100" w:type="dxa"/>
+            </w:tcMar>
+            <w:shd w:fill="FAFAFA"/>
+          </w:tcPr>
+          <w:p>
+            <w:r/>
+          </w:p>
+          <w:p>
+            <w:pPr>
+              <w:spacing w:before="0" w:after="40" w:line="276" w:lineRule="auto"/>
+              <w:jc w:val="center"/>
             </w:pPr>
             <w:r>
               <w:t>[ ]</w:t>
@@ -1033,15 +1309,16 @@
         </w:tc>
         <w:tc>
           <w:tcPr>
-            <w:tcW w:type="dxa" w:w="1921"/>
+            <w:tcW w:type="dxa" w:w="2088"/>
             <w:vAlign w:val="center"/>
+            <w:tcW w:w="2088" w:type="dxa"/>
             <w:tcMar>
-              <w:top w:w="120" w:type="dxa"/>
-              <w:bottom w:w="120" w:type="dxa"/>
-              <w:left w:w="160" w:type="dxa"/>
-              <w:right w:w="160" w:type="dxa"/>
+              <w:top w:w="80" w:type="dxa"/>
+              <w:bottom w:w="80" w:type="dxa"/>
+              <w:left w:w="100" w:type="dxa"/>
+              <w:right w:w="100" w:type="dxa"/>
             </w:tcMar>
-            <w:shd w:fill="FFFFFF"/>
+            <w:shd w:fill="FAFAFA"/>
           </w:tcPr>
           <w:p>
             <w:r/>
@@ -1055,21 +1332,22 @@
               <w:rPr>
                 <w:b/>
               </w:rPr>
-              <w:t>Automation / CRM Nhẹ</w:t>
+              <w:t>Tự Động Hóa Lead (CRM Nhẹ)</w:t>
             </w:r>
           </w:p>
         </w:tc>
         <w:tc>
           <w:tcPr>
-            <w:tcW w:type="dxa" w:w="1921"/>
+            <w:tcW w:type="dxa" w:w="3989"/>
             <w:vAlign w:val="center"/>
+            <w:tcW w:w="3988" w:type="dxa"/>
             <w:tcMar>
-              <w:top w:w="120" w:type="dxa"/>
-              <w:bottom w:w="120" w:type="dxa"/>
-              <w:left w:w="160" w:type="dxa"/>
-              <w:right w:w="160" w:type="dxa"/>
+              <w:top w:w="80" w:type="dxa"/>
+              <w:bottom w:w="80" w:type="dxa"/>
+              <w:left w:w="100" w:type="dxa"/>
+              <w:right w:w="100" w:type="dxa"/>
             </w:tcMar>
-            <w:shd w:fill="FFFFFF"/>
+            <w:shd w:fill="FAFAFA"/>
           </w:tcPr>
           <w:p>
             <w:r/>
@@ -1080,7 +1358,7 @@
               <w:jc w:val="left"/>
             </w:pPr>
             <w:r>
-              <w:t>- Cấu hình form thu thập lead trên website.</w:t>
+              <w:t>- Tích hợp form thu thập lead trên website.</w:t>
             </w:r>
           </w:p>
           <w:p>
@@ -1089,7 +1367,7 @@
               <w:jc w:val="left"/>
             </w:pPr>
             <w:r>
-              <w:t>- Đồng bộ tự động data vào Google Sheets CRM bảo mật.</w:t>
+              <w:t>- Đồng bộ tự động dữ liệu vào Google Sheets CRM bảo mật phân quyền.</w:t>
             </w:r>
           </w:p>
           <w:p>
@@ -1098,21 +1376,22 @@
               <w:jc w:val="left"/>
             </w:pPr>
             <w:r>
-              <w:t>- Bắn thông báo có khách mới tức thì vào nhóm Telegram / Zalo OA.</w:t>
+              <w:t>- Gửi thông báo có khách đặt lịch/liên hệ mới tức thì vào nhóm chat Telegram hoặc Zalo OA.</w:t>
             </w:r>
           </w:p>
         </w:tc>
         <w:tc>
           <w:tcPr>
-            <w:tcW w:type="dxa" w:w="1921"/>
+            <w:tcW w:type="dxa" w:w="1656"/>
             <w:vAlign w:val="center"/>
+            <w:tcW w:w="1655" w:type="dxa"/>
             <w:tcMar>
-              <w:top w:w="120" w:type="dxa"/>
-              <w:bottom w:w="120" w:type="dxa"/>
-              <w:left w:w="160" w:type="dxa"/>
-              <w:right w:w="160" w:type="dxa"/>
+              <w:top w:w="80" w:type="dxa"/>
+              <w:bottom w:w="80" w:type="dxa"/>
+              <w:left w:w="100" w:type="dxa"/>
+              <w:right w:w="100" w:type="dxa"/>
             </w:tcMar>
-            <w:shd w:fill="FFFFFF"/>
+            <w:shd w:fill="FAFAFA"/>
           </w:tcPr>
           <w:p>
             <w:r/>
@@ -1129,15 +1408,16 @@
         </w:tc>
         <w:tc>
           <w:tcPr>
-            <w:tcW w:type="dxa" w:w="1921"/>
+            <w:tcW w:type="dxa" w:w="1080"/>
             <w:vAlign w:val="center"/>
+            <w:tcW w:w="1080" w:type="dxa"/>
             <w:tcMar>
-              <w:top w:w="120" w:type="dxa"/>
-              <w:bottom w:w="120" w:type="dxa"/>
-              <w:left w:w="160" w:type="dxa"/>
-              <w:right w:w="160" w:type="dxa"/>
+              <w:top w:w="80" w:type="dxa"/>
+              <w:bottom w:w="80" w:type="dxa"/>
+              <w:left w:w="100" w:type="dxa"/>
+              <w:right w:w="100" w:type="dxa"/>
             </w:tcMar>
-            <w:shd w:fill="FFFFFF"/>
+            <w:shd w:fill="FAFAFA"/>
           </w:tcPr>
           <w:p>
             <w:r/>
@@ -1145,7 +1425,7 @@
           <w:p>
             <w:pPr>
               <w:spacing w:before="0" w:after="40" w:line="276" w:lineRule="auto"/>
-              <w:jc w:val="left"/>
+              <w:jc w:val="center"/>
             </w:pPr>
             <w:r>
               <w:t>[SỐ_NGÀY] ngày</w:t>
@@ -1161,8 +1441,8 @@
     </w:p>
     <w:p>
       <w:pPr>
-        <w:spacing w:after="80" w:before="0" w:line="276" w:lineRule="auto"/>
-        <w:jc w:val="left"/>
+        <w:spacing w:before="20" w:after="60" w:line="276" w:lineRule="auto"/>
+        <w:jc w:val="both"/>
       </w:pPr>
       <w:r>
         <w:rPr>
@@ -1185,14 +1465,14 @@
     </w:p>
     <w:p>
       <w:pPr>
-        <w:spacing w:after="80" w:before="0" w:line="276" w:lineRule="auto"/>
-        <w:jc w:val="left"/>
+        <w:spacing w:before="20" w:after="60" w:line="276" w:lineRule="auto"/>
+        <w:jc w:val="both"/>
       </w:pPr>
       <w:r>
         <w:rPr>
           <w:i/>
         </w:rPr>
-        <w:t>(Bằng chữ: [SỐ_TIỀN_BẰNG_CHỮ] đồng)</w:t>
+        <w:t>(Bằng chữ: [SỐ_TIỀN_BẰNG_CHỮ] đồng).</w:t>
       </w:r>
       <w:r>
         <w:t xml:space="preserve">  </w:t>
@@ -1200,56 +1480,46 @@
     </w:p>
     <w:p>
       <w:pPr>
-        <w:spacing w:after="80" w:before="0" w:line="276" w:lineRule="auto"/>
-        <w:jc w:val="left"/>
+        <w:spacing w:before="20" w:after="60" w:line="276" w:lineRule="auto"/>
+        <w:jc w:val="both"/>
       </w:pPr>
       <w:r>
         <w:rPr>
           <w:i/>
         </w:rPr>
-        <w:t>Giá trên chưa bao gồm thuế GTGT (nếu khách yêu cầu xuất hóa đơn GTGT) và chưa bao gồm tiền nạp ngân sách quảng cáo trả cho Google.</w:t>
+        <w:t>Giá trị trên chưa bao gồm thuế GTGT (nếu Bên A yêu cầu phát hành hóa đơn giá trị gia tăng) và chưa bao gồm ngân sách quảng cáo trực tiếp trả cho Google.</w:t>
       </w:r>
     </w:p>
     <w:p>
       <w:pPr>
-        <w:spacing w:after="120" w:before="80"/>
-      </w:pPr>
-      <w:r>
-        <w:rPr>
-          <w:color w:val="CBD5E1"/>
-        </w:rPr>
-        <w:t>―――――――――――――――――――――――――――――――――――――――――――――――――――――――</w:t>
-      </w:r>
-    </w:p>
-    <w:p>
-      <w:pPr>
-        <w:spacing w:before="160" w:after="60"/>
+        <w:spacing w:before="180" w:after="60" w:line="276" w:lineRule="auto"/>
+        <w:jc w:val="left"/>
       </w:pPr>
       <w:r>
         <w:rPr>
           <w:b/>
-          <w:color w:val="0D7647"/>
-          <w:sz w:val="23"/>
+          <w:color w:val="0F172A"/>
+          <w:sz w:val="22"/>
         </w:rPr>
         <w:t>ĐIỀU 2: TIỀN ĐẶT CỌC VÀ TIẾN ĐỘ THANH TOÁN</w:t>
       </w:r>
     </w:p>
     <w:p>
       <w:pPr>
-        <w:spacing w:after="80" w:before="0" w:line="276" w:lineRule="auto"/>
-        <w:jc w:val="left"/>
+        <w:spacing w:before="20" w:after="60" w:line="276" w:lineRule="auto"/>
+        <w:jc w:val="both"/>
       </w:pPr>
       <w:r>
-        <w:t>Căn cứ Điều 328 Bộ luật Dân sự 2015, tiến độ thanh toán được thực hiện như sau:</w:t>
+        <w:t>Căn cứ Điều 328 Bộ luật Dân sự 2015, tiến độ thanh toán được thực hiện theo 02 đợt như sau:</w:t>
       </w:r>
     </w:p>
     <w:p>
       <w:pPr>
-        <w:spacing w:after="80" w:before="0" w:line="276" w:lineRule="auto"/>
-        <w:jc w:val="left"/>
+        <w:spacing w:before="20" w:after="60" w:line="276" w:lineRule="auto"/>
+        <w:jc w:val="both"/>
       </w:pPr>
       <w:r>
-        <w:t xml:space="preserve">2.1. </w:t>
+        <w:t xml:space="preserve">1. </w:t>
       </w:r>
       <w:r>
         <w:rPr>
@@ -1267,22 +1537,22 @@
         <w:t>[TIỀN_CỌC] VNĐ</w:t>
       </w:r>
       <w:r>
-        <w:t xml:space="preserve"> ngay sau khi ký Hợp đồng này. Khoản tiền này là tiền đặt cọc bảo đảm thực hiện hợp đồng. Nếu Bên A đơn phương hủy bỏ hợp đồng giữa chừng, Bên B được giữ lại 100% tiền đặt cọc.  </w:t>
+        <w:t xml:space="preserve"> ngay sau khi ký Hợp đồng này. Khoản tiền này là tiền đặt cọc bảo đảm thực hiện nghĩa vụ hợp đồng. Nếu Bên A đơn phương chấm dứt hợp đồng mà không do lỗi của Bên B, Bên B được giữ lại 100% số tiền đặt cọc này để bù đắp chi phí khởi tạo hạ tầng và nhân sự.</w:t>
       </w:r>
     </w:p>
     <w:p>
       <w:pPr>
-        <w:spacing w:after="80" w:before="0" w:line="276" w:lineRule="auto"/>
-        <w:jc w:val="left"/>
+        <w:spacing w:before="20" w:after="60" w:line="276" w:lineRule="auto"/>
+        <w:jc w:val="both"/>
       </w:pPr>
       <w:r>
-        <w:t xml:space="preserve">2.2. </w:t>
+        <w:t xml:space="preserve">2. </w:t>
       </w:r>
       <w:r>
         <w:rPr>
           <w:b/>
         </w:rPr>
-        <w:t>Đợt 2 (Thanh toán nốt 50% còn lại):</w:t>
+        <w:t>Đợt 2 (Thanh toán 50% còn lại):</w:t>
       </w:r>
       <w:r>
         <w:t xml:space="preserve"> Bên A thanh toán số tiền </w:t>
@@ -1300,217 +1570,375 @@
         <w:rPr>
           <w:b/>
         </w:rPr>
-        <w:t>03 ngày làm việc</w:t>
+        <w:t>03 (ba) ngày làm việc</w:t>
       </w:r>
       <w:r>
-        <w:t xml:space="preserve"> kể từ khi Bên B gửi bản Demo Staging và trước khi Bên B trỏ tên miền chính thức hoặc bàn giao quyền Super Admin.  </w:t>
+        <w:t xml:space="preserve"> kể từ ngày Bên B bàn giao bản chạy thử nghiệm (Staging demo) đạt yêu cầu kỹ thuật và trước khi Bên B trỏ tên miền chính thức hoặc bàn giao quyền quản trị cao nhất (Super Admin).</w:t>
       </w:r>
     </w:p>
     <w:p>
       <w:pPr>
-        <w:spacing w:after="80" w:before="0" w:line="276" w:lineRule="auto"/>
-        <w:jc w:val="left"/>
+        <w:spacing w:before="20" w:after="60" w:line="276" w:lineRule="auto"/>
+        <w:jc w:val="both"/>
       </w:pPr>
       <w:r>
-        <w:t xml:space="preserve">2.3. </w:t>
+        <w:t xml:space="preserve">3. </w:t>
       </w:r>
       <w:r>
         <w:rPr>
           <w:b/>
         </w:rPr>
-        <w:t>Chậm Thanh Toán:</w:t>
+        <w:t>Phương thức thanh toán:</w:t>
       </w:r>
       <w:r>
-        <w:t xml:space="preserve"> Nếu Bên A chậm thanh toán quá 05 ngày làm việc, Bên B có quyền tạm ngưng hoạt động của website/hệ thống và áp dụng lãi chậm trả 0,05%/ngày.</w:t>
+        <w:t xml:space="preserve"> Chuyển khoản trực tiếp vào tài khoản ngân hàng của Bên B nêu tại phần đầu Hợp đồng.</w:t>
       </w:r>
     </w:p>
     <w:p>
       <w:pPr>
-        <w:spacing w:after="120" w:before="80"/>
+        <w:spacing w:before="20" w:after="60" w:line="276" w:lineRule="auto"/>
+        <w:jc w:val="both"/>
       </w:pPr>
       <w:r>
-        <w:rPr>
-          <w:color w:val="CBD5E1"/>
-        </w:rPr>
-        <w:t>―――――――――――――――――――――――――――――――――――――――――――――――――――――――</w:t>
-      </w:r>
-    </w:p>
-    <w:p>
-      <w:pPr>
-        <w:spacing w:before="160" w:after="60"/>
-      </w:pPr>
-      <w:r>
-        <w:rPr>
-          <w:b/>
-          <w:color w:val="0D7647"/>
-          <w:sz w:val="23"/>
-        </w:rPr>
-        <w:t>ĐIỀU 3: BÓC TÁCH TIỀN QUẢNG CÁO (MEDIA SPEND) — TUYỆT ĐỐI KHÔNG GỘP TIỀN</w:t>
-      </w:r>
-    </w:p>
-    <w:p>
-      <w:pPr>
-        <w:spacing w:after="80" w:before="0" w:line="276" w:lineRule="auto"/>
-        <w:jc w:val="left"/>
-      </w:pPr>
-      <w:r>
-        <w:t xml:space="preserve">3.1. Đối với dịch vụ chạy quảng cáo Google Ads, </w:t>
+        <w:t xml:space="preserve">4. </w:t>
       </w:r>
       <w:r>
         <w:rPr>
           <w:b/>
         </w:rPr>
-        <w:t>tiền ngân sách quảng cáo (Media Spend) do Bên A tự thanh toán trực tiếp cho Google</w:t>
+        <w:t>Phạt chậm thanh toán:</w:t>
       </w:r>
       <w:r>
-        <w:t xml:space="preserve"> thông qua thẻ Visa/Mastercard chính chủ của Bên A add vào tài khoản quảng cáo.  </w:t>
-      </w:r>
-    </w:p>
-    <w:p>
-      <w:pPr>
-        <w:spacing w:after="80" w:before="0" w:line="276" w:lineRule="auto"/>
-        <w:jc w:val="left"/>
-      </w:pPr>
-      <w:r>
-        <w:t xml:space="preserve">3.2. Google sẽ trực tiếp xuất hóa đơn điện tử cho Bên A (Google tự động thu 5% VAT nhà thầu theo Thông tư 80/2021/TT-BTC).  </w:t>
-      </w:r>
-    </w:p>
-    <w:p>
-      <w:pPr>
-        <w:spacing w:after="80" w:before="0" w:line="276" w:lineRule="auto"/>
-        <w:jc w:val="left"/>
-      </w:pPr>
-      <w:r>
-        <w:t>3.3. Phí dịch vụ của Bên B là khoản phí quản trị kỹ thuật độc lập, không liên quan đến tiền ngân sách nạp cho Google.</w:t>
-      </w:r>
-    </w:p>
-    <w:p>
-      <w:pPr>
-        <w:spacing w:after="120" w:before="80"/>
-      </w:pPr>
-      <w:r>
-        <w:rPr>
-          <w:color w:val="CBD5E1"/>
-        </w:rPr>
-        <w:t>―――――――――――――――――――――――――――――――――――――――――――――――――――――――</w:t>
-      </w:r>
-    </w:p>
-    <w:p>
-      <w:pPr>
-        <w:spacing w:before="160" w:after="60"/>
-      </w:pPr>
-      <w:r>
-        <w:rPr>
-          <w:b/>
-          <w:color w:val="0D7647"/>
-          <w:sz w:val="23"/>
-        </w:rPr>
-        <w:t>ĐIỀU 4: NGHĨA VỤ NỖ LỰC TỐI ĐA (BEST EFFORTS) &amp; MIỄN TRỪ CAM KẾT KẾT QUẢ</w:t>
-      </w:r>
-    </w:p>
-    <w:p>
-      <w:pPr>
-        <w:spacing w:after="80" w:before="0" w:line="276" w:lineRule="auto"/>
-        <w:jc w:val="left"/>
-      </w:pPr>
-      <w:r>
-        <w:t xml:space="preserve">4.1. Căn cứ Điều 80 Luật Thương mại 2005, Bên B cam kết thực hiện dịch vụ đúng kỹ thuật, tận tâm và chuyên nghiệp.  </w:t>
-      </w:r>
-    </w:p>
-    <w:p>
-      <w:pPr>
-        <w:spacing w:after="80" w:before="0" w:line="276" w:lineRule="auto"/>
-        <w:jc w:val="left"/>
-      </w:pPr>
-      <w:r>
-        <w:t xml:space="preserve">4.2. </w:t>
+        <w:t xml:space="preserve"> Nếu Bên A chậm thanh toán quá 05 (năm) ngày làm việc kể từ ngày đến hạn, Bên B có quyền tạm ngưng cung cấp dịch vụ/vận hành hệ thống và áp dụng lãi suất chậm trả bằng </w:t>
       </w:r>
       <w:r>
         <w:rPr>
           <w:b/>
         </w:rPr>
-        <w:t>Bên B TUYỆT ĐỐI KHÔNG CAM KẾT VÀ KHÔNG BẢO ĐẢM:</w:t>
+        <w:t>0,05%/ngày</w:t>
+      </w:r>
+      <w:r>
+        <w:t xml:space="preserve"> trên số tiền chậm thanh toán theo quy định tại Điều 306 Luật Thương mại 2005.</w:t>
       </w:r>
     </w:p>
     <w:p>
       <w:pPr>
-        <w:spacing w:after="60" w:before="20" w:line="276" w:lineRule="auto"/>
-        <w:ind w:left="360"/>
+        <w:spacing w:before="180" w:after="60" w:line="276" w:lineRule="auto"/>
         <w:jc w:val="left"/>
       </w:pPr>
       <w:r>
-        <w:t>•  Chắc chắn có doanh thu, chắc chắn ra bao nhiêu đơn hàng, chắc chắn tỷ lệ chốt sales;</w:t>
+        <w:rPr>
+          <w:b/>
+          <w:color w:val="0F172A"/>
+          <w:sz w:val="22"/>
+        </w:rPr>
+        <w:t>ĐIỀU 3: BÓC TÁCH TIỀN QUẢNG CÁO (MEDIA SPEND) — BẢO ĐẢM TỰ CHỦ TÀI CHÍNH</w:t>
       </w:r>
     </w:p>
     <w:p>
       <w:pPr>
-        <w:spacing w:after="60" w:before="20" w:line="276" w:lineRule="auto"/>
-        <w:ind w:left="360"/>
-        <w:jc w:val="left"/>
+        <w:spacing w:before="20" w:after="60" w:line="276" w:lineRule="auto"/>
+        <w:jc w:val="both"/>
       </w:pPr>
       <w:r>
-        <w:t>•  Chắc chắn Google duyệt hồ sơ Maps hoặc từ khóa lên Top 1 Google vĩnh viễn;</w:t>
+        <w:t xml:space="preserve">1. Đối với dịch vụ Google Ads, </w:t>
+      </w:r>
+      <w:r>
+        <w:rPr>
+          <w:b/>
+        </w:rPr>
+        <w:t>toàn bộ ngân sách quảng cáo (Media Spend) do Bên A trực tiếp chi trả cho Google</w:t>
+      </w:r>
+      <w:r>
+        <w:t xml:space="preserve"> thông qua thẻ thanh toán quốc tế (Visa/Mastercard) chính chủ của Bên A được liên kết vào tài khoản quảng cáo.</w:t>
       </w:r>
     </w:p>
     <w:p>
       <w:pPr>
-        <w:spacing w:after="60" w:before="20" w:line="276" w:lineRule="auto"/>
-        <w:ind w:left="360"/>
-        <w:jc w:val="left"/>
+        <w:spacing w:before="20" w:after="60" w:line="276" w:lineRule="auto"/>
+        <w:jc w:val="both"/>
       </w:pPr>
       <w:r>
-        <w:t xml:space="preserve">•  Chắc chắn tài khoản Google Ads không bao giờ bị Google quét tạm ngưng.  </w:t>
+        <w:t>2. Bên B tuyệt đối không thu hộ, không giữ hộ và không gộp ngân sách quảng cáo của Google vào phí dịch vụ của Bên B.</w:t>
       </w:r>
     </w:p>
     <w:p>
       <w:pPr>
-        <w:spacing w:after="80" w:before="0" w:line="276" w:lineRule="auto"/>
-        <w:jc w:val="left"/>
+        <w:spacing w:before="20" w:after="60" w:line="276" w:lineRule="auto"/>
+        <w:jc w:val="both"/>
       </w:pPr>
       <w:r>
-        <w:t>4.3. Doanh thu bán hàng phụ thuộc vào sản phẩm, giá bán và kỹ năng chốt sale của Bên A. Bên B không hoàn tiền dịch vụ hoặc tiền quảng cáo vì lý do "không bán được hàng".</w:t>
+        <w:t>3. Hóa đơn điện tử đối với chi phí quảng cáo do Google LLC xuất trực tiếp cho Bên A theo thông tin pháp nhân/cá nhân của Bên A (Google tự động khấu trừ 5% thuế GTGT nhà thầu theo Thông tư 80/2021/TT-BTC của Bộ Tài chính).</w:t>
       </w:r>
     </w:p>
     <w:p>
       <w:pPr>
-        <w:spacing w:after="120" w:before="80"/>
+        <w:spacing w:before="20" w:after="60" w:line="276" w:lineRule="auto"/>
+        <w:jc w:val="both"/>
       </w:pPr>
       <w:r>
-        <w:rPr>
-          <w:color w:val="CBD5E1"/>
-        </w:rPr>
-        <w:t>―――――――――――――――――――――――――――――――――――――――――――――――――――――――</w:t>
+        <w:t>4. Phí dịch vụ của Bên B quy định tại Điều 1 là khoản thù lao kỹ thuật thuần túy cho việc thiết lập, nghiên cứu từ khóa và tối ưu hóa chuyển đổi, hoàn toàn độc lập với chi phí quảng cáo trả cho bên thứ ba.</w:t>
       </w:r>
     </w:p>
     <w:p>
       <w:pPr>
-        <w:spacing w:before="160" w:after="60"/>
+        <w:spacing w:before="180" w:after="60" w:line="276" w:lineRule="auto"/>
+        <w:jc w:val="left"/>
       </w:pPr>
       <w:r>
         <w:rPr>
           <w:b/>
-          <w:color w:val="0D7647"/>
-          <w:sz w:val="23"/>
+          <w:color w:val="0F172A"/>
+          <w:sz w:val="22"/>
         </w:rPr>
-        <w:t>ĐIỀU 5: QUY TRÌNH NGHIỆM THU NHANH &amp; NGHIỆM THU MẶC NHIÊN</w:t>
+        <w:t>ĐIỀU 4: QUYỀN VÀ NGHĨA VỤ CỦA CÁC BÊN</w:t>
       </w:r>
     </w:p>
     <w:p>
       <w:pPr>
-        <w:spacing w:after="80" w:before="0" w:line="276" w:lineRule="auto"/>
-        <w:jc w:val="left"/>
+        <w:spacing w:before="120" w:after="40" w:line="276" w:lineRule="auto"/>
       </w:pPr>
       <w:r>
-        <w:t xml:space="preserve">5.1. Khi hoàn thành sản phẩm, Bên B gửi đường dẫn chạy thử nghiệm (Staging demo) qua Email hoặc Zalo cho Bên A.  </w:t>
+        <w:rPr>
+          <w:b/>
+          <w:color w:val="0F172A"/>
+          <w:sz w:val="21"/>
+        </w:rPr>
+        <w:t>4.1. Quyền và nghĩa vụ của Bên A:</w:t>
       </w:r>
     </w:p>
     <w:p>
       <w:pPr>
-        <w:spacing w:after="80" w:before="0" w:line="276" w:lineRule="auto"/>
+        <w:spacing w:before="20" w:after="40" w:line="276" w:lineRule="auto"/>
+        <w:ind w:left="360"/>
+        <w:jc w:val="both"/>
+      </w:pPr>
+      <w:r>
+        <w:t>Cung cấp đầy đủ, kịp thời, trung thực các thông tin, hình ảnh, tài liệu sản phẩm, giấy phép kinh doanh phục vụ cho việc xây dựng website, hồ sơ Google Maps và quảng cáo;</w:t>
+      </w:r>
+    </w:p>
+    <w:p>
+      <w:pPr>
+        <w:spacing w:before="20" w:after="40" w:line="276" w:lineRule="auto"/>
+        <w:ind w:left="360"/>
+        <w:jc w:val="both"/>
+      </w:pPr>
+      <w:r>
+        <w:t>Cử nhân sự đầu mối có đủ thẩm quyền phối hợp kiểm tra, tiếp nhận và nghiệm thu sản phẩm đúng tiến độ;</w:t>
+      </w:r>
+    </w:p>
+    <w:p>
+      <w:pPr>
+        <w:spacing w:before="20" w:after="40" w:line="276" w:lineRule="auto"/>
+        <w:ind w:left="360"/>
+        <w:jc w:val="both"/>
+      </w:pPr>
+      <w:r>
+        <w:t>Thanh toán đầy đủ, đúng hạn giá trị hợp đồng cho Bên B theo quy định tại Điều 2;</w:t>
+      </w:r>
+    </w:p>
+    <w:p>
+      <w:pPr>
+        <w:spacing w:before="20" w:after="40" w:line="276" w:lineRule="auto"/>
+        <w:ind w:left="360"/>
+        <w:jc w:val="both"/>
+      </w:pPr>
+      <w:r>
+        <w:t>Tự chịu trách nhiệm hoàn toàn trước pháp luật về tính hợp pháp của hàng hóa, dịch vụ, nội dung kinh doanh đăng tải trên các nền tảng số của mình;</w:t>
+      </w:r>
+    </w:p>
+    <w:p>
+      <w:pPr>
+        <w:spacing w:before="20" w:after="40" w:line="276" w:lineRule="auto"/>
+        <w:ind w:left="360"/>
+        <w:jc w:val="both"/>
+      </w:pPr>
+      <w:r>
+        <w:t>Bảo quản an toàn các thông tin tài khoản quản trị (tên đăng nhập, mật khẩu, mã 2FA) sau khi được Bên B bàn giao chính thức.</w:t>
+      </w:r>
+    </w:p>
+    <w:p>
+      <w:pPr>
+        <w:spacing w:before="120" w:after="40" w:line="276" w:lineRule="auto"/>
+      </w:pPr>
+      <w:r>
+        <w:rPr>
+          <w:b/>
+          <w:color w:val="0F172A"/>
+          <w:sz w:val="21"/>
+        </w:rPr>
+        <w:t>4.2. Quyền và nghĩa vụ của Bên B:</w:t>
+      </w:r>
+    </w:p>
+    <w:p>
+      <w:pPr>
+        <w:spacing w:before="20" w:after="40" w:line="276" w:lineRule="auto"/>
+        <w:ind w:left="360"/>
+        <w:jc w:val="both"/>
+      </w:pPr>
+      <w:r>
+        <w:t>Triển khai cung ứng dịch vụ tận tâm, đúng quy trình kỹ thuật, đạt chuẩn tiến độ và các tiêu chí định lượng đã thỏa thuận tại Điều 1;</w:t>
+      </w:r>
+    </w:p>
+    <w:p>
+      <w:pPr>
+        <w:spacing w:before="20" w:after="40" w:line="276" w:lineRule="auto"/>
+        <w:ind w:left="360"/>
+        <w:jc w:val="both"/>
+      </w:pPr>
+      <w:r>
+        <w:t>Bàn giao đầy đủ sản phẩm, tài khoản quản trị và hướng dẫn vận hành cho Bên A theo đúng cam kết;</w:t>
+      </w:r>
+    </w:p>
+    <w:p>
+      <w:pPr>
+        <w:spacing w:before="20" w:after="40" w:line="276" w:lineRule="auto"/>
+        <w:ind w:left="360"/>
+        <w:jc w:val="both"/>
+      </w:pPr>
+      <w:r>
+        <w:t>Bảo mật toàn bộ dữ liệu nội bộ, thông tin khách hàng và bí mật kinh doanh của Bên A theo quy định pháp luật;</w:t>
+      </w:r>
+    </w:p>
+    <w:p>
+      <w:pPr>
+        <w:spacing w:before="20" w:after="40" w:line="276" w:lineRule="auto"/>
+        <w:ind w:left="360"/>
+        <w:jc w:val="both"/>
+      </w:pPr>
+      <w:r>
+        <w:t>Có quyền tạm dừng cung ứng dịch vụ nếu Bên A vi phạm nghĩa vụ thanh toán hoặc yêu cầu đăng tải các nội dung vi phạm điều cấm của pháp luật;</w:t>
+      </w:r>
+    </w:p>
+    <w:p>
+      <w:pPr>
+        <w:spacing w:before="20" w:after="40" w:line="276" w:lineRule="auto"/>
+        <w:ind w:left="360"/>
+        <w:jc w:val="both"/>
+      </w:pPr>
+      <w:r>
+        <w:t>Được nhận đầy đủ thù lao dịch vụ theo thỏa thuận tại Hợp đồng này.</w:t>
+      </w:r>
+    </w:p>
+    <w:p>
+      <w:pPr>
+        <w:spacing w:before="180" w:after="60" w:line="276" w:lineRule="auto"/>
         <w:jc w:val="left"/>
       </w:pPr>
       <w:r>
-        <w:t xml:space="preserve">5.2. Bên A có thời hạn </w:t>
+        <w:rPr>
+          <w:b/>
+          <w:color w:val="0F172A"/>
+          <w:sz w:val="22"/>
+        </w:rPr>
+        <w:t>ĐIỀU 5: NGHĨA VỤ NỖ LỰC TỐI ĐA &amp; MIỄN TRỪ CAM KẾT KẾT QUẢ KINH DOANH</w:t>
+      </w:r>
+    </w:p>
+    <w:p>
+      <w:pPr>
+        <w:spacing w:before="20" w:after="60" w:line="276" w:lineRule="auto"/>
+        <w:jc w:val="both"/>
+      </w:pPr>
+      <w:r>
+        <w:t>1. Căn cứ Điều 80 Luật Thương mại 2005 về nghĩa vụ của bên cung ứng dịch vụ, Bên B cam kết thực hiện công việc với năng lực kỹ thuật tốt nhất và nỗ lực tối đa (Best Efforts).</w:t>
+      </w:r>
+    </w:p>
+    <w:p>
+      <w:pPr>
+        <w:spacing w:before="20" w:after="60" w:line="276" w:lineRule="auto"/>
+        <w:jc w:val="both"/>
+      </w:pPr>
+      <w:r>
+        <w:t xml:space="preserve">2. </w:t>
+      </w:r>
+      <w:r>
+        <w:rPr>
+          <w:b/>
+        </w:rPr>
+        <w:t>Miễn trừ cam kết kết quả kinh doanh:</w:t>
+      </w:r>
+      <w:r>
+        <w:t xml:space="preserve"> Doanh thu, số lượng đơn hàng và lợi nhuận bán hàng phụ thuộc vào chất lượng sản phẩm, chính sách giá, uy tín thương hiệu và kỹ năng tư vấn chốt sale của Bên A. Bên B </w:t>
+      </w:r>
+      <w:r>
+        <w:rPr>
+          <w:b/>
+        </w:rPr>
+        <w:t>tuyệt đối không cam kết và không chịu trách nhiệm bảo đảm</w:t>
+      </w:r>
+      <w:r>
+        <w:t>:</w:t>
+      </w:r>
+    </w:p>
+    <w:p>
+      <w:pPr>
+        <w:spacing w:before="20" w:after="40" w:line="276" w:lineRule="auto"/>
+        <w:ind w:left="360"/>
+        <w:jc w:val="both"/>
+      </w:pPr>
+      <w:r>
+        <w:t>Chắc chắn Bên A sẽ đạt được bao nhiêu đơn hàng, doanh số hoặc lợi nhuận cụ thể;</w:t>
+      </w:r>
+    </w:p>
+    <w:p>
+      <w:pPr>
+        <w:spacing w:before="20" w:after="40" w:line="276" w:lineRule="auto"/>
+        <w:ind w:left="360"/>
+        <w:jc w:val="both"/>
+      </w:pPr>
+      <w:r>
+        <w:t>Vị trí hiển thị Top 1 Google Maps hoặc Google Tìm kiếm được duy trì vĩnh viễn (thuật toán Google cập nhật độc lập theo thời gian thực);</w:t>
+      </w:r>
+    </w:p>
+    <w:p>
+      <w:pPr>
+        <w:spacing w:before="20" w:after="40" w:line="276" w:lineRule="auto"/>
+        <w:ind w:left="360"/>
+        <w:jc w:val="both"/>
+      </w:pPr>
+      <w:r>
+        <w:t>Tài khoản quảng cáo hoặc hồ sơ Maps không bao giờ bị Google quét tạm ngưng do chính sách nền tảng toàn cầu thay đổi.</w:t>
+      </w:r>
+    </w:p>
+    <w:p>
+      <w:pPr>
+        <w:spacing w:before="20" w:after="60" w:line="276" w:lineRule="auto"/>
+        <w:jc w:val="both"/>
+      </w:pPr>
+      <w:r>
+        <w:t>3. Bên B không có nghĩa vụ hoàn trả phí dịch vụ kỹ thuật đã thực hiện vì lý do Bên A "không bán được hàng" hoặc không đạt kỳ vọng doanh số chủ quan.</w:t>
+      </w:r>
+    </w:p>
+    <w:p>
+      <w:pPr>
+        <w:spacing w:before="180" w:after="60" w:line="276" w:lineRule="auto"/>
+        <w:jc w:val="left"/>
+      </w:pPr>
+      <w:r>
+        <w:rPr>
+          <w:b/>
+          <w:color w:val="0F172A"/>
+          <w:sz w:val="22"/>
+        </w:rPr>
+        <w:t>ĐIỀU 6: QUY TRÌNH NGHIỆM THU VÀ ĐIỀU KHOẢN NGHIỆM THU MẶC NHIÊN</w:t>
+      </w:r>
+    </w:p>
+    <w:p>
+      <w:pPr>
+        <w:spacing w:before="20" w:after="60" w:line="276" w:lineRule="auto"/>
+        <w:jc w:val="both"/>
+      </w:pPr>
+      <w:r>
+        <w:t>1. Khi hoàn thành sản phẩm theo tiến độ, Bên B gửi đường dẫn chạy thử nghiệm (Staging demo) qua Email hoặc Zalo chính thức cho đại diện Bên A.</w:t>
+      </w:r>
+    </w:p>
+    <w:p>
+      <w:pPr>
+        <w:spacing w:before="20" w:after="60" w:line="276" w:lineRule="auto"/>
+        <w:jc w:val="both"/>
+      </w:pPr>
+      <w:r>
+        <w:t xml:space="preserve">2. Bên A có thời hạn </w:t>
       </w:r>
       <w:r>
         <w:rPr>
@@ -1519,7 +1947,7 @@
         <w:t>03 (ba) ngày làm việc</w:t>
       </w:r>
       <w:r>
-        <w:t xml:space="preserve"> để kiểm tra và yêu cầu tối đa </w:t>
+        <w:t xml:space="preserve"> kể từ thời điểm nhận thông báo để kiểm tra và gửi yêu cầu chỉnh sửa (tối đa </w:t>
       </w:r>
       <w:r>
         <w:rPr>
@@ -1528,16 +1956,16 @@
         <w:t>02 vòng chỉnh sửa nhỏ</w:t>
       </w:r>
       <w:r>
-        <w:t xml:space="preserve"> (chỉnh màu sắc, thay văn bản, đổi ảnh). Các yêu cầu thêm tính năng mới nằm ngoài Điều 1 sẽ tính phí phát sinh.  </w:t>
+        <w:t xml:space="preserve"> bao gồm: đổi màu sắc, sửa chính tả văn bản, thay thế hình ảnh). Mọi yêu cầu thêm mới tính năng hoặc thay đổi cấu trúc giao diện đã duyệt sẽ được lập Phiếu yêu cầu thay đổi (CR) và tính phí phát sinh riêng.</w:t>
       </w:r>
     </w:p>
     <w:p>
       <w:pPr>
-        <w:spacing w:after="80" w:before="0" w:line="276" w:lineRule="auto"/>
-        <w:jc w:val="left"/>
+        <w:spacing w:before="20" w:after="60" w:line="276" w:lineRule="auto"/>
+        <w:jc w:val="both"/>
       </w:pPr>
       <w:r>
-        <w:t xml:space="preserve">5.3. </w:t>
+        <w:t xml:space="preserve">3. </w:t>
       </w:r>
       <w:r>
         <w:rPr>
@@ -1546,94 +1974,84 @@
         <w:t>Nghiệm Thu Mặc Nhiên (Deemed Acceptance):</w:t>
       </w:r>
       <w:r>
-        <w:t xml:space="preserve"> Hết thời hạn 03 ngày làm việc nêu trên, nếu Bên A không có phản hồi bằng văn bản chỉ rõ lỗi kỹ thuật, HOẶC nếu Bên A đã đưa website/hệ thống vào sử dụng thực tế (trỏ domain chạy thật, chạy ads), thì sản phẩm </w:t>
+        <w:t xml:space="preserve"> Hết thời hạn 03 ngày làm việc nêu trên, nếu Bên A không có văn bản phản hồi chỉ rõ lỗi kỹ thuật, HOẶC Bên A đã tự ý đưa sản phẩm vào sử dụng thực tế (trỏ tên miền chính thức chạy thật, chạy quảng cáo kéo khách, truyền thông công khai), thì sản phẩm </w:t>
       </w:r>
       <w:r>
         <w:rPr>
           <w:b/>
         </w:rPr>
-        <w:t>MẶC NHIÊN ĐƯỢC COI LÀ ĐÃ NGHIỆM THU ĐẠT CHUẨN 100%</w:t>
+        <w:t>MẶC NHIÊN ĐƯỢC COI LÀ ĐÃ ĐƯỢC BÊN A NGHIỆM THU ĐẠT CHUẨN 100%</w:t>
       </w:r>
       <w:r>
-        <w:t>. Bên A có nghĩa vụ thanh toán ngay số tiền còn lại.</w:t>
+        <w:t>. Bên A có nghĩa vụ thanh toán dứt điểm 100% giá trị hợp đồng còn lại cho Bên B.</w:t>
       </w:r>
     </w:p>
     <w:p>
       <w:pPr>
-        <w:spacing w:after="120" w:before="80"/>
+        <w:spacing w:before="180" w:after="60" w:line="276" w:lineRule="auto"/>
+        <w:jc w:val="left"/>
       </w:pPr>
       <w:r>
         <w:rPr>
-          <w:color w:val="CBD5E1"/>
+          <w:b/>
+          <w:color w:val="0F172A"/>
+          <w:sz w:val="22"/>
         </w:rPr>
-        <w:t>―――――――――――――――――――――――――――――――――――――――――――――――――――――――</w:t>
+        <w:t>ĐIỀU 7: QUYỀN SỞ HỮU TRÍ TUỆ VÀ TÀI SẢN SỐ</w:t>
       </w:r>
     </w:p>
     <w:p>
       <w:pPr>
-        <w:spacing w:before="160" w:after="60"/>
+        <w:spacing w:before="20" w:after="60" w:line="276" w:lineRule="auto"/>
+        <w:jc w:val="both"/>
       </w:pPr>
       <w:r>
-        <w:rPr>
-          <w:b/>
-          <w:color w:val="0D7647"/>
-          <w:sz w:val="23"/>
-        </w:rPr>
-        <w:t>ĐIỀU 6: QUYỀN SỞ HỮU TÀI SẢN SỐ &amp; BẢN QUYỀN</w:t>
-      </w:r>
-    </w:p>
-    <w:p>
-      <w:pPr>
-        <w:spacing w:after="80" w:before="0" w:line="276" w:lineRule="auto"/>
-        <w:jc w:val="left"/>
-      </w:pPr>
-      <w:r>
-        <w:t xml:space="preserve">6.1. </w:t>
+        <w:t xml:space="preserve">1. </w:t>
       </w:r>
       <w:r>
         <w:rPr>
           <w:b/>
         </w:rPr>
-        <w:t>Tài Sản Của Bên A:</w:t>
+        <w:t>Tài Sản Thuộc Quyền Sở Hữu Của Bên A:</w:t>
       </w:r>
       <w:r>
-        <w:t xml:space="preserve"> Tên miền, logo, hình ảnh của Bên A, và mã nguồn giao diện tùy biến (Custom UI) thuộc sở hữu của Bên A </w:t>
+        <w:t xml:space="preserve"> Toàn bộ tên miền do Bên A đứng tên, logo, hình ảnh, nhãn hiệu thương mại và mã nguồn giao diện tùy biến (Custom Frontend/CSS) thuộc quyền sở hữu của Bên A </w:t>
       </w:r>
       <w:r>
         <w:rPr>
           <w:b/>
         </w:rPr>
-        <w:t>sau khi Bên A đã thanh toán đủ 100% giá trị hợp đồng</w:t>
+        <w:t>ngay sau khi Bên A hoàn tất nghĩa vụ thanh toán 100% giá trị Hợp đồng này</w:t>
       </w:r>
       <w:r>
-        <w:t xml:space="preserve">.  </w:t>
+        <w:t>.</w:t>
       </w:r>
     </w:p>
     <w:p>
       <w:pPr>
-        <w:spacing w:after="80" w:before="0" w:line="276" w:lineRule="auto"/>
-        <w:jc w:val="left"/>
+        <w:spacing w:before="20" w:after="60" w:line="276" w:lineRule="auto"/>
+        <w:jc w:val="both"/>
       </w:pPr>
       <w:r>
-        <w:t xml:space="preserve">6.2. </w:t>
+        <w:t xml:space="preserve">2. </w:t>
       </w:r>
       <w:r>
         <w:rPr>
           <w:b/>
         </w:rPr>
-        <w:t>Mã Nguồn Nền Tảng LocalMate:</w:t>
+        <w:t>Tài Sản Nền Tảng Của Bên B:</w:t>
       </w:r>
       <w:r>
-        <w:t xml:space="preserve"> Các thư viện mã nguồn dùng chung, framework, công cụ tự động hóa do LocalMate phát triển thuộc bản quyền duy nhất của LocalMate. Bên A được cấp quyền sử dụng vĩnh viễn không độc quyền phục vụ duy nhất cho website này, không được bán lại mã nguồn cho bên thứ ba.  </w:t>
+        <w:t xml:space="preserve"> Các thư viện mã nguồn dùng chung, framework lõi, công cụ tự động hóa và giải pháp công nghệ do Bên B tự nghiên cứu phát triển thuộc quyền sở hữu trí tuệ duy nhất của Bên B. Bên B cấp cho Bên A quyền sử dụng vĩnh viễn, không độc quyền để vận hành hệ thống này. Bên A không được sao chép, trích xuất hoặc bán lại mã nguồn lõi cho bên thứ ba.</w:t>
       </w:r>
     </w:p>
     <w:p>
       <w:pPr>
-        <w:spacing w:after="80" w:before="0" w:line="276" w:lineRule="auto"/>
-        <w:jc w:val="left"/>
+        <w:spacing w:before="20" w:after="60" w:line="276" w:lineRule="auto"/>
+        <w:jc w:val="both"/>
       </w:pPr>
       <w:r>
-        <w:t xml:space="preserve">6.3. </w:t>
+        <w:t xml:space="preserve">3. </w:t>
       </w:r>
       <w:r>
         <w:rPr>
@@ -1642,280 +2060,663 @@
         <w:t>Bàn Giao Tài Khoản Chính Chủ:</w:t>
       </w:r>
       <w:r>
-        <w:t xml:space="preserve"> Tên miền và Google Maps được xác lập trực tiếp trên tài khoản của Bên A. Thông tin quản trị bàn giao qua kênh an toàn, không gửi mật khẩu thô qua tin nhắn công khai.</w:t>
+        <w:t xml:space="preserve"> Tên miền, Google Maps, tài khoản Google Ads được đăng ký và bàn giao quyền quản trị cao nhất (Primary Owner / Admin) trực tiếp cho tài khoản định danh của Bên A qua kênh chuyển giao an toàn.</w:t>
       </w:r>
     </w:p>
     <w:p>
       <w:pPr>
-        <w:spacing w:after="120" w:before="80"/>
+        <w:spacing w:before="180" w:after="60" w:line="276" w:lineRule="auto"/>
+        <w:jc w:val="left"/>
       </w:pPr>
       <w:r>
         <w:rPr>
-          <w:color w:val="CBD5E1"/>
+          <w:b/>
+          <w:color w:val="0F172A"/>
+          <w:sz w:val="22"/>
         </w:rPr>
-        <w:t>―――――――――――――――――――――――――――――――――――――――――――――――――――――――</w:t>
+        <w:t>ĐIỀU 8: CAM KẾT NỘI DUNG VÀ BỒI HOÀN PHÁP LÝ QUẢNG CÁO</w:t>
       </w:r>
     </w:p>
     <w:p>
       <w:pPr>
-        <w:spacing w:before="160" w:after="60"/>
+        <w:spacing w:before="20" w:after="60" w:line="276" w:lineRule="auto"/>
+        <w:jc w:val="both"/>
       </w:pPr>
       <w:r>
-        <w:rPr>
-          <w:b/>
-          <w:color w:val="0D7647"/>
-          <w:sz w:val="23"/>
-        </w:rPr>
-        <w:t>ĐIỀU 7: CAM KẾT NỘI DUNG &amp; BỒI HOÀN PHÁP LÝ QUẢNG CÁO</w:t>
+        <w:t>1. Bên A cam đoan toàn bộ thông tin về cơ sở, địa chỉ kinh doanh, sản phẩm, dịch vụ cung cấp cho Bên B là chính xác, hợp pháp và đã được cấp đầy đủ giấy phép con cần thiết theo quy định của pháp luật Việt Nam.</w:t>
       </w:r>
     </w:p>
     <w:p>
       <w:pPr>
-        <w:spacing w:after="80" w:before="0" w:line="276" w:lineRule="auto"/>
-        <w:jc w:val="left"/>
+        <w:spacing w:before="20" w:after="60" w:line="276" w:lineRule="auto"/>
+        <w:jc w:val="both"/>
       </w:pPr>
       <w:r>
-        <w:t xml:space="preserve">7.1. Bên A cam đoan toàn bộ thông tin sản phẩm, cơ sở kinh doanh, hình ảnh cung cấp cho Bên B là có thật, hợp pháp và đã có đầy đủ giấy phép kinh doanh theo luật Việt Nam.  </w:t>
+        <w:t>2. Bên A tuyệt đối không yêu cầu Bên B thiết kế, đăng tải hoặc quảng cáo các sản phẩm, dịch vụ bị cấm hoặc vi phạm pháp luật (bao gồm: hàng giả, hàng nhái, cờ bạc, cá độ, thực phẩm chức năng giả mạo, thuốc đông y thổi phồng công dụng chữa bệnh, cơ sở thẩm mỹ/nha khoa chui không phép).</w:t>
       </w:r>
     </w:p>
     <w:p>
       <w:pPr>
-        <w:spacing w:after="80" w:before="0" w:line="276" w:lineRule="auto"/>
-        <w:jc w:val="left"/>
+        <w:spacing w:before="20" w:after="60" w:line="276" w:lineRule="auto"/>
+        <w:jc w:val="both"/>
       </w:pPr>
       <w:r>
-        <w:t xml:space="preserve">7.2. Tuyệt đối cấm yêu cầu Bên B quảng cáo các sản phẩm cấm (hàng giả, cờ bạc, thuốc kích dục, đông y thổi phồng, spa chui không giấy phép y tế).  </w:t>
-      </w:r>
-    </w:p>
-    <w:p>
-      <w:pPr>
-        <w:spacing w:after="80" w:before="0" w:line="276" w:lineRule="auto"/>
-        <w:jc w:val="left"/>
-      </w:pPr>
-      <w:r>
-        <w:t xml:space="preserve">7.3. Nếu Bên A cung cấp thông tin sai lệch dẫn đến việc Bên B bị cơ quan nhà nước xử phạt vi phạm hành chính, Bên A có nghĩa vụ </w:t>
+        <w:t xml:space="preserve">3. Trường hợp Bên A cố ý cung cấp thông tin gian dối dẫn đến việc cơ quan nhà nước có thẩm quyền xử phạt vi phạm hành chính hoặc phong tỏa tài khoản của Bên B, Bên A có trách nhiệm </w:t>
       </w:r>
       <w:r>
         <w:rPr>
           <w:b/>
         </w:rPr>
-        <w:t>bồi hoàn ngay 100% số tiền phạt thay cho Bên B trong vòng 05 ngày</w:t>
+        <w:t>bồi hoàn 100% toàn bộ số tiền phạt và chi phí pháp lý phát sinh cho Bên B trong vòng 05 (năm) ngày làm việc</w:t>
       </w:r>
       <w:r>
-        <w:t>.</w:t>
+        <w:t xml:space="preserve"> kể từ ngày nhận thông báo bằng văn bản.</w:t>
       </w:r>
     </w:p>
     <w:p>
       <w:pPr>
-        <w:spacing w:after="120" w:before="80"/>
+        <w:spacing w:before="180" w:after="60" w:line="276" w:lineRule="auto"/>
+        <w:jc w:val="left"/>
       </w:pPr>
       <w:r>
         <w:rPr>
-          <w:color w:val="CBD5E1"/>
+          <w:b/>
+          <w:color w:val="0F172A"/>
+          <w:sz w:val="22"/>
         </w:rPr>
-        <w:t>―――――――――――――――――――――――――――――――――――――――――――――――――――――――</w:t>
+        <w:t>ĐIỀU 9: BẢO HÀNH KỸ THUẬT &amp; GIỚI HẠN TRÁCH NHIỆM BỒI THƯỜNG</w:t>
       </w:r>
     </w:p>
     <w:p>
       <w:pPr>
-        <w:spacing w:before="160" w:after="60"/>
+        <w:spacing w:before="20" w:after="60" w:line="276" w:lineRule="auto"/>
+        <w:jc w:val="both"/>
       </w:pPr>
       <w:r>
-        <w:rPr>
-          <w:b/>
-          <w:color w:val="0D7647"/>
-          <w:sz w:val="23"/>
-        </w:rPr>
-        <w:t>ĐIỀU 8: BẢO HÀNH KỸ THUẬT &amp; GIỚI HẠN TRÁCH NHIỆM</w:t>
-      </w:r>
-    </w:p>
-    <w:p>
-      <w:pPr>
-        <w:spacing w:after="80" w:before="0" w:line="276" w:lineRule="auto"/>
-        <w:jc w:val="left"/>
-      </w:pPr>
-      <w:r>
-        <w:t xml:space="preserve">8.1. </w:t>
+        <w:t xml:space="preserve">1. </w:t>
       </w:r>
       <w:r>
         <w:rPr>
           <w:b/>
         </w:rPr>
-        <w:t>Bảo Hành 30 Ngày:</w:t>
+        <w:t>Bảo Hành Kỹ Thuật 30 Ngày:</w:t>
       </w:r>
       <w:r>
-        <w:t xml:space="preserve"> Bên B bảo hành sửa lỗi kỹ thuật (bugs lập trình, vỡ hiển thị) miễn phí trong 30 ngày kể từ ngày bàn giao. Bảo hành không bao gồm việc làm thêm tính năng mới hoặc sửa lỗi do Bên A tự ý đổi mật khẩu, can thiệp code.  </w:t>
-      </w:r>
-    </w:p>
-    <w:p>
-      <w:pPr>
-        <w:spacing w:after="80" w:before="0" w:line="276" w:lineRule="auto"/>
-        <w:jc w:val="left"/>
-      </w:pPr>
-      <w:r>
-        <w:t xml:space="preserve">8.2. </w:t>
+        <w:t xml:space="preserve"> Bên B bảo hành miễn phí các lỗi kỹ thuật phần mềm (bugs mã nguồn, lỗi vỡ giao diện) trong thời hạn </w:t>
       </w:r>
       <w:r>
         <w:rPr>
           <w:b/>
         </w:rPr>
-        <w:t>Giới Hạn Bồi Thường (Liability Cap):</w:t>
+        <w:t>30 (ba mươi) ngày</w:t>
       </w:r>
       <w:r>
-        <w:t xml:space="preserve"> Trong mọi trường hợp phát sinh tranh chấp, tổng mức trách nhiệm bồi thường tối đa của Bên B đối với mọi thiệt hại phát sinh (nếu có) được giới hạn và </w:t>
+        <w:t xml:space="preserve"> kể từ ngày bàn giao hoặc nghiệm thu mặc nhiên. Bảo hành không áp dụng đối với các lỗi phát sinh do Bên A tự ý chỉnh sửa mã nguồn, cài đặt thêm plugin lạ, lộ mật khẩu hoặc do hạ tầng mạng của bên thứ ba gặp sự cố.</w:t>
+      </w:r>
+    </w:p>
+    <w:p>
+      <w:pPr>
+        <w:spacing w:before="20" w:after="60" w:line="276" w:lineRule="auto"/>
+        <w:jc w:val="both"/>
+      </w:pPr>
+      <w:r>
+        <w:t xml:space="preserve">2. </w:t>
       </w:r>
       <w:r>
         <w:rPr>
           <w:b/>
         </w:rPr>
-        <w:t>không vượt quá 100% số tiền phí dịch vụ thực nhận của Hợp đồng này</w:t>
+        <w:t>Phạt Vi Phạm:</w:t>
       </w:r>
       <w:r>
-        <w:t>. Bên B không chịu trách nhiệm đối với bất kỳ thiệt hại gián tiếp hoặc mất mát cơ hội kinh doanh nào của Bên A.</w:t>
+        <w:t xml:space="preserve"> Trường hợp một Bên vi phạm nghĩa vụ cơ bản của Hợp đồng mà không khắc phục trong thời hạn hợp lý, Bên có lỗi phải chịu phạt vi phạm hợp đồng ở mức </w:t>
+      </w:r>
+      <w:r>
+        <w:rPr>
+          <w:b/>
+        </w:rPr>
+        <w:t>8% giá trị phần nghĩa vụ bị vi phạm</w:t>
+      </w:r>
+      <w:r>
+        <w:t xml:space="preserve"> theo đúng quy định tại Điều 301 Luật Thương mại 2005.</w:t>
       </w:r>
     </w:p>
     <w:p>
       <w:pPr>
-        <w:spacing w:after="120" w:before="80"/>
+        <w:spacing w:before="20" w:after="60" w:line="276" w:lineRule="auto"/>
+        <w:jc w:val="both"/>
       </w:pPr>
       <w:r>
+        <w:t xml:space="preserve">3. </w:t>
+      </w:r>
+      <w:r>
         <w:rPr>
-          <w:color w:val="CBD5E1"/>
+          <w:b/>
         </w:rPr>
-        <w:t>―――――――――――――――――――――――――――――――――――――――――――――――――――――――</w:t>
+        <w:t>Giới Hạn Trách Nhiệm Bồi Thường (Liability Cap):</w:t>
+      </w:r>
+      <w:r>
+        <w:t xml:space="preserve"> Trong mọi tình huống phát sinh khiếu nại hoặc tranh chấp, tổng mức trách nhiệm bồi thường thiệt hại tối đa của Bên B đối với mọi thiệt hại phát sinh trực tiếp được giới hạn và </w:t>
+      </w:r>
+      <w:r>
+        <w:rPr>
+          <w:b/>
+        </w:rPr>
+        <w:t>không vượt quá 100% tổng số tiền phí dịch vụ thực tế mà Bên B đã nhận từ Bên A theo Hợp đồng này</w:t>
+      </w:r>
+      <w:r>
+        <w:t>. Bên B hoàn toàn không chịu trách nhiệm đối với bất kỳ khoản thiệt hại gián tiếp, tổn thất lợi nhuận dự tính hoặc mất mát cơ hội kinh doanh nào của Bên A.</w:t>
       </w:r>
     </w:p>
     <w:p>
       <w:pPr>
-        <w:spacing w:before="160" w:after="60"/>
+        <w:spacing w:before="180" w:after="60" w:line="276" w:lineRule="auto"/>
+        <w:jc w:val="left"/>
       </w:pPr>
       <w:r>
         <w:rPr>
           <w:b/>
-          <w:color w:val="0D7647"/>
-          <w:sz w:val="23"/>
+          <w:color w:val="0F172A"/>
+          <w:sz w:val="22"/>
         </w:rPr>
-        <w:t>ĐIỀU 9: HIỆU LỰC GIAO DỊCH ĐIỆN TỬ &amp; KÝ KẾT</w:t>
+        <w:t>ĐIỀU 10: TRƯỜNG HỢP BẤT KHẢ KHÁNG (FORCE MAJEURE)</w:t>
       </w:r>
     </w:p>
     <w:p>
       <w:pPr>
-        <w:spacing w:after="80" w:before="0" w:line="276" w:lineRule="auto"/>
-        <w:jc w:val="left"/>
+        <w:spacing w:before="20" w:after="60" w:line="276" w:lineRule="auto"/>
+        <w:jc w:val="both"/>
       </w:pPr>
       <w:r>
-        <w:t xml:space="preserve">9.1. Hợp đồng này có thể được ký bằng: Chữ ký tay đóng dấu, chữ ký điện tử, hoặc xác nhận bằng Email / tin nhắn Zalo kèm chuyển khoản tiền cọc theo Luật Giao dịch điện tử 2023.  </w:t>
+        <w:t>1. Trường hợp bất khả kháng là sự kiện xảy ra một cách khách quan, không thể lường trước và không thể khắc phục được mặc dù đã áp dụng mọi biện pháp cần thiết trong khả năng cho phép theo Điều 156 Bộ luật Dân sự 2015 (bao gồm: thiên tai, hỏa hoạn, dịch bệnh, chiến tranh, sự cố đứt cáp quang biển diện rộng, thay đổi đột ngột chính sách kiểm duyệt toàn cầu của Google/Meta hoặc quyết định can thiệp cưỡng chế của cơ quan nhà nước có thẩm quyền).</w:t>
       </w:r>
     </w:p>
     <w:p>
       <w:pPr>
-        <w:spacing w:after="80" w:before="0" w:line="276" w:lineRule="auto"/>
-        <w:jc w:val="left"/>
+        <w:spacing w:before="20" w:after="60" w:line="276" w:lineRule="auto"/>
+        <w:jc w:val="both"/>
       </w:pPr>
       <w:r>
-        <w:t xml:space="preserve">9.2. Các Phụ lục chi tiết chuyên ngành (Website, Maps, Ads, DPA, An toàn thông tin) được công bố công khai và dẫn chiếu trực tiếp tại website </w:t>
-      </w:r>
-      <w:r>
-        <w:rPr>
-          <w:rFonts w:ascii="Consolas" w:hAnsi="Consolas"/>
-          <w:color w:val="B42828"/>
-          <w:sz w:val="20"/>
-        </w:rPr>
-        <w:t>localmate.vn/dieu-khoan</w:t>
-      </w:r>
-      <w:r>
-        <w:t xml:space="preserve">. Khi ký hợp đồng này, Bên A xác nhận đã đọc, hiểu và đồng ý với các chính sách dẫn chiếu đó.  </w:t>
+        <w:t>2. Khi xảy ra sự kiện bất khả kháng, Bên bị ảnh hưởng phải thông báo ngay bằng văn bản cho Bên kia trong vòng 24 giờ và được miễn trừ trách nhiệm chậm tiến độ trong thời gian diễn ra sự kiện.</w:t>
       </w:r>
     </w:p>
     <w:p>
       <w:pPr>
-        <w:spacing w:after="80" w:before="0" w:line="276" w:lineRule="auto"/>
+        <w:spacing w:before="180" w:after="60" w:line="276" w:lineRule="auto"/>
         <w:jc w:val="left"/>
       </w:pPr>
       <w:r>
-        <w:t>9.3. Hợp đồng có hiệu lực kể từ ngày ký và tự động thanh lý khi Các Bên hoàn tất nghĩa vụ bàn giao và thanh toán.</w:t>
+        <w:rPr>
+          <w:b/>
+          <w:color w:val="0F172A"/>
+          <w:sz w:val="22"/>
+        </w:rPr>
+        <w:t>ĐIỀU 11: LUẬT ÁP DỤNG VÀ GIẢI QUYẾT TRANH CHẤP</w:t>
       </w:r>
     </w:p>
     <w:p>
       <w:pPr>
-        <w:spacing w:after="80" w:before="0" w:line="276" w:lineRule="auto"/>
+        <w:spacing w:before="20" w:after="60" w:line="276" w:lineRule="auto"/>
+        <w:jc w:val="both"/>
+      </w:pPr>
+      <w:r>
+        <w:t>1. Hợp đồng này được diễn giải, thực thi và điều chỉnh theo quy định của pháp luật nước Cộng hòa Xã hội Chủ nghĩa Việt Nam.</w:t>
+      </w:r>
+    </w:p>
+    <w:p>
+      <w:pPr>
+        <w:spacing w:before="20" w:after="60" w:line="276" w:lineRule="auto"/>
+        <w:jc w:val="both"/>
+      </w:pPr>
+      <w:r>
+        <w:t>2. Mọi tranh chấp phát sinh từ hoặc liên quan đến Hợp đồng này trước hết sẽ được giải quyết thông qua thương lượng, hòa giải trên tinh thần hợp tác, thiện chí giữa Hai Bên.</w:t>
+      </w:r>
+    </w:p>
+    <w:p>
+      <w:pPr>
+        <w:spacing w:before="20" w:after="60" w:line="276" w:lineRule="auto"/>
+        <w:jc w:val="both"/>
+      </w:pPr>
+      <w:r>
+        <w:t xml:space="preserve">3. Trường hợp thương lượng không đạt kết quả trong vòng 30 (ba mươi) ngày kể từ ngày phát sinh tranh chấp, một trong Các Bên có quyền đưa vụ việc ra giải quyết tại </w:t>
+      </w:r>
+      <w:r>
+        <w:rPr>
+          <w:b/>
+        </w:rPr>
+        <w:t>Tòa án nhân dân có thẩm quyền tại nơi Bên B đặt trụ sở chính</w:t>
+      </w:r>
+      <w:r>
+        <w:t>. Toàn bộ án phí, chi phí giám định và chi phí luật sư hợp lý sẽ do bên thua kiện chịu trách nhiệm chi trả.</w:t>
+      </w:r>
+    </w:p>
+    <w:p>
+      <w:pPr>
+        <w:spacing w:before="180" w:after="60" w:line="276" w:lineRule="auto"/>
         <w:jc w:val="left"/>
       </w:pPr>
       <w:r>
         <w:rPr>
-          <w:rFonts w:ascii="Consolas" w:hAnsi="Consolas"/>
-          <w:color w:val="B42828"/>
-          <w:sz w:val="20"/>
+          <w:b/>
+          <w:color w:val="0F172A"/>
+          <w:sz w:val="22"/>
         </w:rPr>
-      </w:r>
-      <w:r>
-        <w:t>`</w:t>
+        <w:t>ĐIỀU 12: HIỆU LỰC GIAO KẾT ĐIỆN TỬ &amp; ĐIỀU KHOẢN THI HÀNH</w:t>
       </w:r>
     </w:p>
     <w:p>
       <w:pPr>
-        <w:spacing w:after="80" w:before="0" w:line="276" w:lineRule="auto"/>
-        <w:jc w:val="left"/>
+        <w:spacing w:before="20" w:after="60" w:line="276" w:lineRule="auto"/>
+        <w:jc w:val="both"/>
       </w:pPr>
       <w:r>
-        <w:t xml:space="preserve">             ĐẠI DIỆN BÊN A                                   ĐẠI DIỆN BÊN B</w:t>
+        <w:t>1. Căn cứ Luật Giao dịch điện tử 2023, Hợp đồng này có giá trị pháp lý đầy đủ và ràng buộc khi được xác lập bằng một trong các phương thức: (i) Ký tên và đóng dấu bản giấy trực tiếp; (ii) Ký bằng chữ ký số / chữ ký điện tử hợp pháp; hoặc (iii) Hai Bên xác nhận đồng ý nội dung qua Email/Zalo chính thức kèm bằng chứng chuyển khoản thanh toán đặt cọc Đợt 1.</w:t>
       </w:r>
     </w:p>
     <w:p>
       <w:pPr>
-        <w:spacing w:after="80" w:before="0" w:line="276" w:lineRule="auto"/>
-        <w:jc w:val="left"/>
+        <w:spacing w:before="20" w:after="60" w:line="276" w:lineRule="auto"/>
+        <w:jc w:val="both"/>
       </w:pPr>
       <w:r>
-        <w:t xml:space="preserve">          [TÊN_KHÁCH_HÀNG]                                CÔNG TY TNHH CÔNG NGHỆ VÀ TRUYỀN THÔNG LOCALMATE</w:t>
+        <w:t>2. Hợp đồng có hiệu lực kể từ ngày ký (hoặc ngày nhận khoản đặt cọc Đợt 1) và tự động thanh lý khi Hai Bên hoàn tất toàn bộ nghĩa vụ bàn giao sản phẩm và quyết toán tài chính.</w:t>
       </w:r>
     </w:p>
     <w:p>
       <w:pPr>
-        <w:spacing w:after="80" w:before="0" w:line="276" w:lineRule="auto"/>
-        <w:jc w:val="left"/>
+        <w:spacing w:before="20" w:after="60" w:line="276" w:lineRule="auto"/>
+        <w:jc w:val="both"/>
       </w:pPr>
       <w:r>
-        <w:t>_________________________________________         _________________________________________</w:t>
+        <w:t xml:space="preserve">3. Hợp đồng này được lập thành </w:t>
+      </w:r>
+      <w:r>
+        <w:rPr>
+          <w:b/>
+        </w:rPr>
+        <w:t>02 (hai) bản gốc</w:t>
+      </w:r>
+      <w:r>
+        <w:t xml:space="preserve"> có giá trị pháp lý tương đương nhau, Bên A giữ 01 (một) bản, Bên B giữ 01 (một) bản để cùng phối hợp thực hiện.</w:t>
       </w:r>
     </w:p>
+    <w:tbl>
+      <w:tblPr>
+        <w:tblW w:type="auto" w:w="0"/>
+        <w:jc w:val="center"/>
+        <w:tblLook w:firstColumn="1" w:firstRow="1" w:lastColumn="0" w:lastRow="0" w:noHBand="0" w:noVBand="1" w:val="04A0"/>
+        <w:tblBorders>
+          <w:top w:val="single" w:sz="4" w:space="0" w:color="CBD5E1"/>
+          <w:bottom w:val="single" w:sz="4" w:space="0" w:color="CBD5E1"/>
+          <w:left w:val="none"/>
+          <w:right w:val="none"/>
+          <w:insideH w:val="single" w:sz="4" w:space="0" w:color="CBD5E1"/>
+          <w:insideV w:val="none"/>
+        </w:tblBorders>
+      </w:tblPr>
+      <w:tblGrid>
+        <w:gridCol w:w="4874"/>
+        <w:gridCol w:w="4874"/>
+      </w:tblGrid>
+      <w:tr>
+        <w:trPr>
+          <w:cantSplit/>
+        </w:trPr>
+        <w:tc>
+          <w:tcPr>
+            <w:tcW w:type="dxa" w:w="4867"/>
+            <w:vAlign w:val="center"/>
+            <w:tcW w:w="4867" w:type="dxa"/>
+            <w:tcMar>
+              <w:top w:w="90" w:type="dxa"/>
+              <w:bottom w:w="90" w:type="dxa"/>
+              <w:left w:w="100" w:type="dxa"/>
+              <w:right w:w="100" w:type="dxa"/>
+            </w:tcMar>
+            <w:shd w:fill="F8FAFC"/>
+          </w:tcPr>
+          <w:p>
+            <w:r/>
+          </w:p>
+          <w:p>
+            <w:pPr>
+              <w:spacing w:before="0" w:after="40" w:line="276" w:lineRule="auto"/>
+              <w:jc w:val="center"/>
+            </w:pPr>
+            <w:r>
+              <w:rPr>
+                <w:b/>
+                <w:sz w:val="20"/>
+              </w:rPr>
+              <w:t>ĐẠI DIỆN BÊN A</w:t>
+            </w:r>
+          </w:p>
+        </w:tc>
+        <w:tc>
+          <w:tcPr>
+            <w:tcW w:type="dxa" w:w="4882"/>
+            <w:vAlign w:val="center"/>
+            <w:tcW w:w="4881" w:type="dxa"/>
+            <w:tcMar>
+              <w:top w:w="90" w:type="dxa"/>
+              <w:bottom w:w="90" w:type="dxa"/>
+              <w:left w:w="100" w:type="dxa"/>
+              <w:right w:w="100" w:type="dxa"/>
+            </w:tcMar>
+            <w:shd w:fill="F8FAFC"/>
+          </w:tcPr>
+          <w:p>
+            <w:r/>
+          </w:p>
+          <w:p>
+            <w:pPr>
+              <w:spacing w:before="0" w:after="40" w:line="276" w:lineRule="auto"/>
+              <w:jc w:val="center"/>
+            </w:pPr>
+            <w:r>
+              <w:rPr>
+                <w:b/>
+                <w:sz w:val="20"/>
+              </w:rPr>
+              <w:t>ĐẠI DIỆN BÊN B</w:t>
+            </w:r>
+          </w:p>
+        </w:tc>
+      </w:tr>
+      <w:tr>
+        <w:trPr>
+          <w:cantSplit/>
+        </w:trPr>
+        <w:tc>
+          <w:tcPr>
+            <w:tcW w:type="dxa" w:w="4867"/>
+            <w:vAlign w:val="center"/>
+            <w:tcW w:w="4867" w:type="dxa"/>
+            <w:tcMar>
+              <w:top w:w="80" w:type="dxa"/>
+              <w:bottom w:w="80" w:type="dxa"/>
+              <w:left w:w="100" w:type="dxa"/>
+              <w:right w:w="100" w:type="dxa"/>
+            </w:tcMar>
+            <w:shd w:fill="FFFFFF"/>
+          </w:tcPr>
+          <w:p>
+            <w:r/>
+          </w:p>
+          <w:p>
+            <w:pPr>
+              <w:spacing w:before="0" w:after="40" w:line="276" w:lineRule="auto"/>
+              <w:jc w:val="left"/>
+            </w:pPr>
+            <w:r>
+              <w:rPr>
+                <w:b/>
+              </w:rPr>
+              <w:t>[TÊN_KHÁCH_HÀNG]</w:t>
+            </w:r>
+          </w:p>
+        </w:tc>
+        <w:tc>
+          <w:tcPr>
+            <w:tcW w:type="dxa" w:w="4882"/>
+            <w:vAlign w:val="center"/>
+            <w:tcW w:w="4881" w:type="dxa"/>
+            <w:tcMar>
+              <w:top w:w="80" w:type="dxa"/>
+              <w:bottom w:w="80" w:type="dxa"/>
+              <w:left w:w="100" w:type="dxa"/>
+              <w:right w:w="100" w:type="dxa"/>
+            </w:tcMar>
+            <w:shd w:fill="FFFFFF"/>
+          </w:tcPr>
+          <w:p>
+            <w:r/>
+          </w:p>
+          <w:p>
+            <w:pPr>
+              <w:spacing w:before="0" w:after="40" w:line="276" w:lineRule="auto"/>
+              <w:jc w:val="left"/>
+            </w:pPr>
+            <w:r>
+              <w:rPr>
+                <w:b/>
+              </w:rPr>
+              <w:t>CÔNG TY TNHH CÔNG NGHỆ VÀ TRUYỀN THÔNG LOCALMATE</w:t>
+            </w:r>
+          </w:p>
+        </w:tc>
+      </w:tr>
+      <w:tr>
+        <w:trPr>
+          <w:cantSplit/>
+        </w:trPr>
+        <w:tc>
+          <w:tcPr>
+            <w:tcW w:type="dxa" w:w="4867"/>
+            <w:vAlign w:val="center"/>
+            <w:tcW w:w="4867" w:type="dxa"/>
+            <w:tcMar>
+              <w:top w:w="80" w:type="dxa"/>
+              <w:bottom w:w="80" w:type="dxa"/>
+              <w:left w:w="100" w:type="dxa"/>
+              <w:right w:w="100" w:type="dxa"/>
+            </w:tcMar>
+            <w:shd w:fill="FAFAFA"/>
+          </w:tcPr>
+          <w:p>
+            <w:r/>
+          </w:p>
+          <w:p>
+            <w:pPr>
+              <w:spacing w:before="0" w:after="40" w:line="276" w:lineRule="auto"/>
+              <w:jc w:val="left"/>
+            </w:pPr>
+            <w:r>
+              <w:rPr>
+                <w:i/>
+              </w:rPr>
+              <w:t>(Ký, ghi rõ họ tên và đóng dấu)</w:t>
+            </w:r>
+          </w:p>
+        </w:tc>
+        <w:tc>
+          <w:tcPr>
+            <w:tcW w:type="dxa" w:w="4882"/>
+            <w:vAlign w:val="center"/>
+            <w:tcW w:w="4881" w:type="dxa"/>
+            <w:tcMar>
+              <w:top w:w="80" w:type="dxa"/>
+              <w:bottom w:w="80" w:type="dxa"/>
+              <w:left w:w="100" w:type="dxa"/>
+              <w:right w:w="100" w:type="dxa"/>
+            </w:tcMar>
+            <w:shd w:fill="FAFAFA"/>
+          </w:tcPr>
+          <w:p>
+            <w:r/>
+          </w:p>
+          <w:p>
+            <w:pPr>
+              <w:spacing w:before="0" w:after="40" w:line="276" w:lineRule="auto"/>
+              <w:jc w:val="left"/>
+            </w:pPr>
+            <w:r>
+              <w:rPr>
+                <w:i/>
+              </w:rPr>
+              <w:t>(Ký, ghi rõ họ tên và đóng dấu)</w:t>
+            </w:r>
+          </w:p>
+        </w:tc>
+      </w:tr>
+      <w:tr>
+        <w:trPr>
+          <w:cantSplit/>
+        </w:trPr>
+        <w:tc>
+          <w:tcPr>
+            <w:tcW w:type="dxa" w:w="4867"/>
+            <w:vAlign w:val="center"/>
+            <w:tcW w:w="4867" w:type="dxa"/>
+            <w:tcMar>
+              <w:top w:w="80" w:type="dxa"/>
+              <w:bottom w:w="80" w:type="dxa"/>
+              <w:left w:w="100" w:type="dxa"/>
+              <w:right w:w="100" w:type="dxa"/>
+            </w:tcMar>
+            <w:shd w:fill="FFFFFF"/>
+          </w:tcPr>
+          <w:p>
+            <w:r/>
+          </w:p>
+        </w:tc>
+        <w:tc>
+          <w:tcPr>
+            <w:tcW w:type="dxa" w:w="4882"/>
+            <w:vAlign w:val="center"/>
+            <w:tcW w:w="4881" w:type="dxa"/>
+            <w:tcMar>
+              <w:top w:w="80" w:type="dxa"/>
+              <w:bottom w:w="80" w:type="dxa"/>
+              <w:left w:w="100" w:type="dxa"/>
+              <w:right w:w="100" w:type="dxa"/>
+            </w:tcMar>
+            <w:shd w:fill="FFFFFF"/>
+          </w:tcPr>
+          <w:p>
+            <w:r/>
+          </w:p>
+        </w:tc>
+      </w:tr>
+      <w:tr>
+        <w:trPr>
+          <w:cantSplit/>
+        </w:trPr>
+        <w:tc>
+          <w:tcPr>
+            <w:tcW w:type="dxa" w:w="4867"/>
+            <w:vAlign w:val="center"/>
+            <w:tcW w:w="4867" w:type="dxa"/>
+            <w:tcMar>
+              <w:top w:w="80" w:type="dxa"/>
+              <w:bottom w:w="80" w:type="dxa"/>
+              <w:left w:w="100" w:type="dxa"/>
+              <w:right w:w="100" w:type="dxa"/>
+            </w:tcMar>
+            <w:shd w:fill="FAFAFA"/>
+          </w:tcPr>
+          <w:p>
+            <w:r/>
+          </w:p>
+          <w:p>
+            <w:pPr>
+              <w:spacing w:before="0" w:after="40" w:line="276" w:lineRule="auto"/>
+              <w:jc w:val="left"/>
+            </w:pPr>
+            <w:r>
+              <w:rPr>
+                <w:b/>
+              </w:rPr>
+              <w:t>[ĐẠI_DIỆN_KHÁCH_HÀNG]</w:t>
+            </w:r>
+          </w:p>
+        </w:tc>
+        <w:tc>
+          <w:tcPr>
+            <w:tcW w:type="dxa" w:w="4882"/>
+            <w:vAlign w:val="center"/>
+            <w:tcW w:w="4881" w:type="dxa"/>
+            <w:tcMar>
+              <w:top w:w="80" w:type="dxa"/>
+              <w:bottom w:w="80" w:type="dxa"/>
+              <w:left w:w="100" w:type="dxa"/>
+              <w:right w:w="100" w:type="dxa"/>
+            </w:tcMar>
+            <w:shd w:fill="FAFAFA"/>
+          </w:tcPr>
+          <w:p>
+            <w:r/>
+          </w:p>
+          <w:p>
+            <w:pPr>
+              <w:spacing w:before="0" w:after="40" w:line="276" w:lineRule="auto"/>
+              <w:jc w:val="left"/>
+            </w:pPr>
+            <w:r>
+              <w:rPr>
+                <w:b/>
+              </w:rPr>
+              <w:t>PHẠM NGUYÊN VŨ</w:t>
+            </w:r>
+          </w:p>
+        </w:tc>
+      </w:tr>
+      <w:tr>
+        <w:trPr>
+          <w:cantSplit/>
+        </w:trPr>
+        <w:tc>
+          <w:tcPr>
+            <w:tcW w:type="dxa" w:w="4867"/>
+            <w:vAlign w:val="center"/>
+            <w:tcW w:w="4867" w:type="dxa"/>
+            <w:tcMar>
+              <w:top w:w="80" w:type="dxa"/>
+              <w:bottom w:w="80" w:type="dxa"/>
+              <w:left w:w="100" w:type="dxa"/>
+              <w:right w:w="100" w:type="dxa"/>
+            </w:tcMar>
+            <w:shd w:fill="FFFFFF"/>
+          </w:tcPr>
+          <w:p>
+            <w:r/>
+          </w:p>
+          <w:p>
+            <w:pPr>
+              <w:spacing w:before="0" w:after="40" w:line="276" w:lineRule="auto"/>
+              <w:jc w:val="left"/>
+            </w:pPr>
+            <w:r>
+              <w:t>Chức vụ: [CHỨC_VỤ_KHÁCH_HÀNG]</w:t>
+            </w:r>
+          </w:p>
+        </w:tc>
+        <w:tc>
+          <w:tcPr>
+            <w:tcW w:type="dxa" w:w="4882"/>
+            <w:vAlign w:val="center"/>
+            <w:tcW w:w="4881" w:type="dxa"/>
+            <w:tcMar>
+              <w:top w:w="80" w:type="dxa"/>
+              <w:bottom w:w="80" w:type="dxa"/>
+              <w:left w:w="100" w:type="dxa"/>
+              <w:right w:w="100" w:type="dxa"/>
+            </w:tcMar>
+            <w:shd w:fill="FFFFFF"/>
+          </w:tcPr>
+          <w:p>
+            <w:r/>
+          </w:p>
+          <w:p>
+            <w:pPr>
+              <w:spacing w:before="0" w:after="40" w:line="276" w:lineRule="auto"/>
+              <w:jc w:val="left"/>
+            </w:pPr>
+            <w:r>
+              <w:t>Chức vụ: Giám Đốc</w:t>
+            </w:r>
+          </w:p>
+        </w:tc>
+      </w:tr>
+    </w:tbl>
     <w:p>
       <w:pPr>
-        <w:spacing w:after="80" w:before="0" w:line="276" w:lineRule="auto"/>
-        <w:jc w:val="left"/>
+        <w:spacing w:before="0" w:after="80"/>
       </w:pPr>
-      <w:r>
-        <w:t xml:space="preserve">  [ĐẠI_DIỆN_KHÁCH_HÀNG]                             PHẠM NGUYÊN VŨ</w:t>
-      </w:r>
-    </w:p>
-    <w:p>
-      <w:pPr>
-        <w:spacing w:after="80" w:before="0" w:line="276" w:lineRule="auto"/>
-        <w:jc w:val="left"/>
-      </w:pPr>
-      <w:r>
-        <w:t xml:space="preserve">  (Ký, ghi rõ họ tên)                               (Ký, ghi rõ họ tên)</w:t>
-      </w:r>
-    </w:p>
-    <w:p>
-      <w:pPr>
-        <w:spacing w:after="80" w:before="0" w:line="276" w:lineRule="auto"/>
-        <w:jc w:val="left"/>
-      </w:pPr>
-      <w:r>
-        <w:rPr>
-          <w:rFonts w:ascii="Consolas" w:hAnsi="Consolas"/>
-          <w:color w:val="B42828"/>
-          <w:sz w:val="20"/>
-        </w:rPr>
-      </w:r>
-      <w:r>
-        <w:t>`</w:t>
-      </w:r>
     </w:p>
     <w:sectPr>
       <w:pgSz w:w="11909" w:h="16834"/>
-      <w:pgMar w:top="1152" w:right="1152" w:bottom="1152" w:left="1152" w:header="720" w:footer="720" w:gutter="0"/>
+      <w:pgMar w:top="1138" w:right="936" w:bottom="1138" w:left="1224" w:header="720" w:footer="720" w:gutter="0"/>
       <w:cols w:space="720"/>
       <w:docGrid w:linePitch="360"/>
     </w:sectPr>
@@ -2288,7 +3089,7 @@
     <w:rsid w:val="00FC693F"/>
     <w:rPr>
       <w:rFonts w:ascii="Times New Roman" w:hAnsi="Times New Roman"/>
-      <w:color w:val="1E293B"/>
+      <w:color w:val="0F172A"/>
       <w:sz w:val="22"/>
     </w:rPr>
   </w:style>
